--- a/Pharmacology I Exam 1/pharm-exam-1-cram-sheet.docx
+++ b/Pharmacology I Exam 1/pharm-exam-1-cram-sheet.docx
@@ -62,7 +62,7 @@
           <w:b w:val="0"/>
           <w:i w:val="0"/>
         </w:rPr>
-        <w:t>Lecture 1: Antibiotics, Antivirals and Antifungals — class identity and mechanism first, then black box warnings and high-yield adverse effects. Drug dosages are not tested.</w:t>
+        <w:t>All three Exam 1 lectures — antimicrobials, dermatology medications and autonomic pharmacology. Class identity first, then indications, patient education, side effects and contraindications. Drug dosages are not tested.</w:t>
       </w:r>
     </w:p>
     <w:tbl>
@@ -1983,6 +1983,56 @@
                 <w:i w:val="0"/>
                 <w:sz w:val="18"/>
               </w:rPr>
+              <w:t>QT prolongation</w:t>
+            </w:r>
+          </w:p>
+        </w:tc>
+        <w:tc>
+          <w:tcPr>
+            <w:tcW w:type="dxa" w:w="5112"/>
+          </w:tcPr>
+          <w:p>
+            <w:pPr>
+              <w:spacing w:after="40"/>
+            </w:pPr>
+            <w:r>
+              <w:rPr>
+                <w:sz w:val="18"/>
+              </w:rPr>
+            </w:r>
+            <w:r>
+              <w:rPr>
+                <w:b w:val="0"/>
+                <w:i w:val="0"/>
+                <w:sz w:val="18"/>
+              </w:rPr>
+              <w:t>Three classes: MACROLIDES, FLUOROQUINOLONES, POSACONAZOLE. Blocks the hERG POTASSIUM channel → slower REPOLARISATION → longer QT → TORSADES DE POINTES. Risk multiplies with CONGENITAL LONG QT, STACKED QT DRUGS, or ELECTROLYTE disturbance (class Ia and III antiarrhythmics, low K+, low Mg2+). Treatment of torsades: MAGNESIUM SULFATE 2 g.</w:t>
+            </w:r>
+          </w:p>
+        </w:tc>
+      </w:tr>
+      <w:tr>
+        <w:tc>
+          <w:tcPr>
+            <w:tcW w:type="dxa" w:w="5112"/>
+            <w:shd w:val="clear" w:color="auto" w:fill="F1EEEF"/>
+          </w:tcPr>
+          <w:p>
+            <w:pPr>
+              <w:spacing w:after="40"/>
+            </w:pPr>
+            <w:r>
+              <w:rPr>
+                <w:b/>
+                <w:sz w:val="18"/>
+              </w:rPr>
+            </w:r>
+            <w:r>
+              <w:rPr>
+                <w:b/>
+                <w:i w:val="0"/>
+                <w:sz w:val="18"/>
+              </w:rPr>
               <w:t>Clindamycin</w:t>
             </w:r>
           </w:p>
@@ -3665,7 +3715,7 @@
                 <w:i w:val="0"/>
                 <w:sz w:val="18"/>
               </w:rPr>
-              <w:t>Echinocandins</w:t>
+              <w:t>Azoles in pregnancy</w:t>
             </w:r>
           </w:p>
         </w:tc>
@@ -3688,7 +3738,7 @@
                 <w:i w:val="0"/>
                 <w:sz w:val="18"/>
               </w:rPr>
-              <w:t>Caspofungin, micafungin, anidulafungin. Inhibit 1,3-beta-D-glucan synthase — the one target with no mammalian counterpart. Largely a salvage role.</w:t>
+              <w:t>ITRACONAZOLE is TERATOGENIC. Fluconazole and voriconazole are TERATOGENIC IN ANIMALS. Check a PREGNANCY TEST before prescribing to anyone of childbearing potential.</w:t>
             </w:r>
           </w:p>
         </w:tc>
@@ -3715,7 +3765,7 @@
                 <w:i w:val="0"/>
                 <w:sz w:val="18"/>
               </w:rPr>
-              <w:t>Allylamines</w:t>
+              <w:t>Echinocandins</w:t>
             </w:r>
           </w:p>
         </w:tc>
@@ -3738,7 +3788,7 @@
                 <w:i w:val="0"/>
                 <w:sz w:val="18"/>
               </w:rPr>
-              <w:t>Naftifine (topical), terbinafine (oral and topical). Inhibit squalene epoxidase. Superficial dermatophytes.</w:t>
+              <w:t>Caspofungin, micafungin, anidulafungin. Inhibit 1,3-beta-D-glucan synthase — the one target with no mammalian counterpart. Largely a salvage role.</w:t>
             </w:r>
           </w:p>
         </w:tc>
@@ -3765,7 +3815,7 @@
                 <w:i w:val="0"/>
                 <w:sz w:val="18"/>
               </w:rPr>
-              <w:t>Griseofulvin</w:t>
+              <w:t>Allylamines</w:t>
             </w:r>
           </w:p>
         </w:tc>
@@ -3788,7 +3838,7 @@
                 <w:i w:val="0"/>
                 <w:sz w:val="18"/>
               </w:rPr>
-              <w:t>Interrupts mitotic spindles. From Penicillium griseofulvum. Deposited in keratin precursor cells — scalp ~1 month, fingernails 6–9 months, toenails up to 12. High-fat meal increases absorption. NOT Candida; fungistatic. INDUCES cytochrome P450 1A2 and 2C9.</w:t>
+              <w:t>Naftifine (topical), terbinafine (oral and topical). Inhibit squalene epoxidase. Superficial dermatophytes.</w:t>
             </w:r>
           </w:p>
         </w:tc>
@@ -3815,7 +3865,7 @@
                 <w:i w:val="0"/>
                 <w:sz w:val="18"/>
               </w:rPr>
-              <w:t>Flucytosine</w:t>
+              <w:t>Griseofulvin</w:t>
             </w:r>
           </w:p>
         </w:tc>
@@ -3838,7 +3888,7 @@
                 <w:i w:val="0"/>
                 <w:sz w:val="18"/>
               </w:rPr>
-              <w:t>Converted by CYTOSINE DEAMINASE, which human cells lack — that is the selectivity. Inhibits thymidylate synthase. With amphotericin B in cryptococcal meningitis. Bone marrow suppression.</w:t>
+              <w:t>Interrupts mitotic spindles. From Penicillium griseofulvum. Deposited in keratin precursor cells — scalp ~1 month, fingernails 6–9 months, toenails up to 12. High-fat meal increases absorption. NOT Candida; fungistatic. INDUCES cytochrome P450 1A2 and 2C9.</w:t>
             </w:r>
           </w:p>
         </w:tc>
@@ -3865,7 +3915,7 @@
                 <w:i w:val="0"/>
                 <w:sz w:val="18"/>
               </w:rPr>
-              <w:t>Tinea names</w:t>
+              <w:t>Flucytosine</w:t>
             </w:r>
           </w:p>
         </w:tc>
@@ -3888,7 +3938,4959 @@
                 <w:i w:val="0"/>
                 <w:sz w:val="18"/>
               </w:rPr>
+              <w:t>Converted by CYTOSINE DEAMINASE, which human cells lack — that is the selectivity. Inhibits thymidylate synthase. With amphotericin B in cryptococcal meningitis. Bone marrow suppression.</w:t>
+            </w:r>
+          </w:p>
+        </w:tc>
+      </w:tr>
+      <w:tr>
+        <w:tc>
+          <w:tcPr>
+            <w:tcW w:type="dxa" w:w="5112"/>
+            <w:shd w:val="clear" w:color="auto" w:fill="F1EEEF"/>
+          </w:tcPr>
+          <w:p>
+            <w:pPr>
+              <w:spacing w:after="40"/>
+            </w:pPr>
+            <w:r>
+              <w:rPr>
+                <w:b/>
+                <w:sz w:val="18"/>
+              </w:rPr>
+            </w:r>
+            <w:r>
+              <w:rPr>
+                <w:b/>
+                <w:i w:val="0"/>
+                <w:sz w:val="18"/>
+              </w:rPr>
+              <w:t>Tinea names</w:t>
+            </w:r>
+          </w:p>
+        </w:tc>
+        <w:tc>
+          <w:tcPr>
+            <w:tcW w:type="dxa" w:w="5112"/>
+          </w:tcPr>
+          <w:p>
+            <w:pPr>
+              <w:spacing w:after="40"/>
+            </w:pPr>
+            <w:r>
+              <w:rPr>
+                <w:sz w:val="18"/>
+              </w:rPr>
+            </w:r>
+            <w:r>
+              <w:rPr>
+                <w:b w:val="0"/>
+                <w:i w:val="0"/>
+                <w:sz w:val="18"/>
+              </w:rPr>
               <w:t>Pedis = athlete's foot · corporis = ringworm · cruris = jock itch · unguium = onychomycosis (nails).</w:t>
+            </w:r>
+          </w:p>
+        </w:tc>
+      </w:tr>
+    </w:tbl>
+    <w:p>
+      <w:pPr>
+        <w:spacing w:after="80"/>
+      </w:pPr>
+    </w:p>
+    <w:p>
+      <w:pPr>
+        <w:pStyle w:val="Heading1"/>
+        <w:spacing w:before="280" w:after="100"/>
+      </w:pPr>
+      <w:r>
+        <w:rPr>
+          <w:rFonts w:ascii="Georgia" w:hAnsi="Georgia"/>
+          <w:color w:val="17494B"/>
+        </w:rPr>
+        <w:t>L2 · Vehicles &amp; Penetration</w:t>
+      </w:r>
+    </w:p>
+    <w:tbl>
+      <w:tblPr>
+        <w:tblStyle w:val="TableGrid"/>
+        <w:tblW w:type="auto" w:w="0"/>
+        <w:jc w:val="center"/>
+        <w:tblLook w:firstColumn="1" w:firstRow="1" w:lastColumn="0" w:lastRow="0" w:noHBand="0" w:noVBand="1" w:val="04A0"/>
+        <w:tblBorders>
+          <w:top w:val="single" w:sz="4" w:space="0" w:color="D8D2D4"/>
+          <w:left w:val="single" w:sz="4" w:space="0" w:color="D8D2D4"/>
+          <w:bottom w:val="single" w:sz="4" w:space="0" w:color="D8D2D4"/>
+          <w:right w:val="single" w:sz="4" w:space="0" w:color="D8D2D4"/>
+          <w:insideH w:val="single" w:sz="4" w:space="0" w:color="D8D2D4"/>
+          <w:insideV w:val="single" w:sz="4" w:space="0" w:color="D8D2D4"/>
+        </w:tblBorders>
+      </w:tblPr>
+      <w:tblGrid>
+        <w:gridCol w:w="5112"/>
+        <w:gridCol w:w="5112"/>
+      </w:tblGrid>
+      <w:tr>
+        <w:tc>
+          <w:tcPr>
+            <w:tcW w:type="dxa" w:w="5112"/>
+            <w:shd w:val="clear" w:color="auto" w:fill="17494B"/>
+          </w:tcPr>
+          <w:p>
+            <w:pPr>
+              <w:spacing w:after="40"/>
+            </w:pPr>
+            <w:r>
+              <w:rPr>
+                <w:b/>
+                <w:color w:val="FFFFFF"/>
+                <w:sz w:val="18"/>
+              </w:rPr>
+            </w:r>
+            <w:r>
+              <w:rPr>
+                <w:b/>
+                <w:i w:val="0"/>
+                <w:color w:val="FFFFFF"/>
+                <w:sz w:val="18"/>
+              </w:rPr>
+              <w:t>Term</w:t>
+            </w:r>
+          </w:p>
+        </w:tc>
+        <w:tc>
+          <w:tcPr>
+            <w:tcW w:type="dxa" w:w="5112"/>
+            <w:shd w:val="clear" w:color="auto" w:fill="17494B"/>
+          </w:tcPr>
+          <w:p>
+            <w:pPr>
+              <w:spacing w:after="40"/>
+            </w:pPr>
+            <w:r>
+              <w:rPr>
+                <w:b/>
+                <w:color w:val="FFFFFF"/>
+                <w:sz w:val="18"/>
+              </w:rPr>
+            </w:r>
+            <w:r>
+              <w:rPr>
+                <w:b/>
+                <w:i w:val="0"/>
+                <w:color w:val="FFFFFF"/>
+                <w:sz w:val="18"/>
+              </w:rPr>
+              <w:t>What you need to know</w:t>
+            </w:r>
+          </w:p>
+        </w:tc>
+      </w:tr>
+      <w:tr>
+        <w:tc>
+          <w:tcPr>
+            <w:tcW w:type="dxa" w:w="5112"/>
+            <w:shd w:val="clear" w:color="auto" w:fill="F1EEEF"/>
+          </w:tcPr>
+          <w:p>
+            <w:pPr>
+              <w:spacing w:after="40"/>
+            </w:pPr>
+            <w:r>
+              <w:rPr>
+                <w:b/>
+                <w:sz w:val="18"/>
+              </w:rPr>
+            </w:r>
+            <w:r>
+              <w:rPr>
+                <w:b/>
+                <w:i w:val="0"/>
+                <w:sz w:val="18"/>
+              </w:rPr>
+              <w:t>More permeable sites</w:t>
+            </w:r>
+          </w:p>
+        </w:tc>
+        <w:tc>
+          <w:tcPr>
+            <w:tcW w:type="dxa" w:w="5112"/>
+          </w:tcPr>
+          <w:p>
+            <w:pPr>
+              <w:spacing w:after="40"/>
+            </w:pPr>
+            <w:r>
+              <w:rPr>
+                <w:sz w:val="18"/>
+              </w:rPr>
+            </w:r>
+            <w:r>
+              <w:rPr>
+                <w:b w:val="0"/>
+                <w:i w:val="0"/>
+                <w:sz w:val="18"/>
+              </w:rPr>
+              <w:t>SCROTUM · FACE · AXILLA · SCALP. The same tube does different things in different places.</w:t>
+            </w:r>
+          </w:p>
+        </w:tc>
+      </w:tr>
+      <w:tr>
+        <w:tc>
+          <w:tcPr>
+            <w:tcW w:type="dxa" w:w="5112"/>
+            <w:shd w:val="clear" w:color="auto" w:fill="F1EEEF"/>
+          </w:tcPr>
+          <w:p>
+            <w:pPr>
+              <w:spacing w:after="40"/>
+            </w:pPr>
+            <w:r>
+              <w:rPr>
+                <w:b/>
+                <w:sz w:val="18"/>
+              </w:rPr>
+            </w:r>
+            <w:r>
+              <w:rPr>
+                <w:b/>
+                <w:i w:val="0"/>
+                <w:sz w:val="18"/>
+              </w:rPr>
+              <w:t>Drying range</w:t>
+            </w:r>
+          </w:p>
+        </w:tc>
+        <w:tc>
+          <w:tcPr>
+            <w:tcW w:type="dxa" w:w="5112"/>
+          </w:tcPr>
+          <w:p>
+            <w:pPr>
+              <w:spacing w:after="40"/>
+            </w:pPr>
+            <w:r>
+              <w:rPr>
+                <w:sz w:val="18"/>
+              </w:rPr>
+            </w:r>
+            <w:r>
+              <w:rPr>
+                <w:b w:val="0"/>
+                <w:i w:val="0"/>
+                <w:sz w:val="18"/>
+              </w:rPr>
+              <w:t>TINCTURES most drying → wet dressings → lotions → gels → aerosols → powders → pastes → creams → foams → OINTMENTS least drying.</w:t>
+            </w:r>
+          </w:p>
+        </w:tc>
+      </w:tr>
+      <w:tr>
+        <w:tc>
+          <w:tcPr>
+            <w:tcW w:type="dxa" w:w="5112"/>
+            <w:shd w:val="clear" w:color="auto" w:fill="F1EEEF"/>
+          </w:tcPr>
+          <w:p>
+            <w:pPr>
+              <w:spacing w:after="40"/>
+            </w:pPr>
+            <w:r>
+              <w:rPr>
+                <w:b/>
+                <w:sz w:val="18"/>
+              </w:rPr>
+            </w:r>
+            <w:r>
+              <w:rPr>
+                <w:b/>
+                <w:i w:val="0"/>
+                <w:sz w:val="18"/>
+              </w:rPr>
+              <w:t>Match vehicle to lesion</w:t>
+            </w:r>
+          </w:p>
+        </w:tc>
+        <w:tc>
+          <w:tcPr>
+            <w:tcW w:type="dxa" w:w="5112"/>
+          </w:tcPr>
+          <w:p>
+            <w:pPr>
+              <w:spacing w:after="40"/>
+            </w:pPr>
+            <w:r>
+              <w:rPr>
+                <w:sz w:val="18"/>
+              </w:rPr>
+            </w:r>
+            <w:r>
+              <w:rPr>
+                <w:b w:val="0"/>
+                <w:i w:val="0"/>
+                <w:sz w:val="18"/>
+              </w:rPr>
+              <w:t>OOZING, VESICULATION, CRUSTING → drying end. SCALING, LICHENIFICATION, XEROSIS → least drying end.</w:t>
+            </w:r>
+          </w:p>
+        </w:tc>
+      </w:tr>
+      <w:tr>
+        <w:tc>
+          <w:tcPr>
+            <w:tcW w:type="dxa" w:w="5112"/>
+            <w:shd w:val="clear" w:color="auto" w:fill="F1EEEF"/>
+          </w:tcPr>
+          <w:p>
+            <w:pPr>
+              <w:spacing w:after="40"/>
+            </w:pPr>
+            <w:r>
+              <w:rPr>
+                <w:b/>
+                <w:sz w:val="18"/>
+              </w:rPr>
+            </w:r>
+            <w:r>
+              <w:rPr>
+                <w:b/>
+                <w:i w:val="0"/>
+                <w:sz w:val="18"/>
+              </w:rPr>
+              <w:t>Two site rules</w:t>
+            </w:r>
+          </w:p>
+        </w:tc>
+        <w:tc>
+          <w:tcPr>
+            <w:tcW w:type="dxa" w:w="5112"/>
+          </w:tcPr>
+          <w:p>
+            <w:pPr>
+              <w:spacing w:after="40"/>
+            </w:pPr>
+            <w:r>
+              <w:rPr>
+                <w:sz w:val="18"/>
+              </w:rPr>
+            </w:r>
+            <w:r>
+              <w:rPr>
+                <w:b w:val="0"/>
+                <w:i w:val="0"/>
+                <w:sz w:val="18"/>
+              </w:rPr>
+              <w:t>AVOID OINTMENT in intertriginous areas. GEL or FOAM for scalp and hairy locations — foams well, low residue.</w:t>
+            </w:r>
+          </w:p>
+        </w:tc>
+      </w:tr>
+      <w:tr>
+        <w:tc>
+          <w:tcPr>
+            <w:tcW w:type="dxa" w:w="5112"/>
+            <w:shd w:val="clear" w:color="auto" w:fill="F1EEEF"/>
+          </w:tcPr>
+          <w:p>
+            <w:pPr>
+              <w:spacing w:after="40"/>
+            </w:pPr>
+            <w:r>
+              <w:rPr>
+                <w:b/>
+                <w:sz w:val="18"/>
+              </w:rPr>
+            </w:r>
+            <w:r>
+              <w:rPr>
+                <w:b/>
+                <w:i w:val="0"/>
+                <w:sz w:val="18"/>
+              </w:rPr>
+              <w:t>Depot effect</w:t>
+            </w:r>
+          </w:p>
+        </w:tc>
+        <w:tc>
+          <w:tcPr>
+            <w:tcW w:type="dxa" w:w="5112"/>
+          </w:tcPr>
+          <w:p>
+            <w:pPr>
+              <w:spacing w:after="40"/>
+            </w:pPr>
+            <w:r>
+              <w:rPr>
+                <w:sz w:val="18"/>
+              </w:rPr>
+            </w:r>
+            <w:r>
+              <w:rPr>
+                <w:b w:val="0"/>
+                <w:i w:val="0"/>
+                <w:sz w:val="18"/>
+              </w:rPr>
+              <w:t>Skin acts as a RESERVOIR, which may permit ONCE DAILY dosing of a short acting drug.</w:t>
+            </w:r>
+          </w:p>
+        </w:tc>
+      </w:tr>
+      <w:tr>
+        <w:tc>
+          <w:tcPr>
+            <w:tcW w:type="dxa" w:w="5112"/>
+            <w:shd w:val="clear" w:color="auto" w:fill="F1EEEF"/>
+          </w:tcPr>
+          <w:p>
+            <w:pPr>
+              <w:spacing w:after="40"/>
+            </w:pPr>
+            <w:r>
+              <w:rPr>
+                <w:b/>
+                <w:sz w:val="18"/>
+              </w:rPr>
+            </w:r>
+            <w:r>
+              <w:rPr>
+                <w:b/>
+                <w:i w:val="0"/>
+                <w:sz w:val="18"/>
+              </w:rPr>
+              <w:t>Occlusion</w:t>
+            </w:r>
+          </w:p>
+        </w:tc>
+        <w:tc>
+          <w:tcPr>
+            <w:tcW w:type="dxa" w:w="5112"/>
+          </w:tcPr>
+          <w:p>
+            <w:pPr>
+              <w:spacing w:after="40"/>
+            </w:pPr>
+            <w:r>
+              <w:rPr>
+                <w:sz w:val="18"/>
+              </w:rPr>
+            </w:r>
+            <w:r>
+              <w:rPr>
+                <w:b w:val="0"/>
+                <w:i w:val="0"/>
+                <w:sz w:val="18"/>
+              </w:rPr>
+              <w:t>Increases efficacy — and the lecture raises TOXICITY in the same breath.</w:t>
+            </w:r>
+          </w:p>
+        </w:tc>
+      </w:tr>
+      <w:tr>
+        <w:tc>
+          <w:tcPr>
+            <w:tcW w:type="dxa" w:w="5112"/>
+            <w:shd w:val="clear" w:color="auto" w:fill="F1EEEF"/>
+          </w:tcPr>
+          <w:p>
+            <w:pPr>
+              <w:spacing w:after="40"/>
+            </w:pPr>
+            <w:r>
+              <w:rPr>
+                <w:b/>
+                <w:sz w:val="18"/>
+              </w:rPr>
+            </w:r>
+            <w:r>
+              <w:rPr>
+                <w:b/>
+                <w:i w:val="0"/>
+                <w:sz w:val="18"/>
+              </w:rPr>
+              <w:t>Concentration gradient</w:t>
+            </w:r>
+          </w:p>
+        </w:tc>
+        <w:tc>
+          <w:tcPr>
+            <w:tcW w:type="dxa" w:w="5112"/>
+          </w:tcPr>
+          <w:p>
+            <w:pPr>
+              <w:spacing w:after="40"/>
+            </w:pPr>
+            <w:r>
+              <w:rPr>
+                <w:sz w:val="18"/>
+              </w:rPr>
+            </w:r>
+            <w:r>
+              <w:rPr>
+                <w:b w:val="0"/>
+                <w:i w:val="0"/>
+                <w:sz w:val="18"/>
+              </w:rPr>
+              <w:t>More concentration means more transfer. Worked example: CORTICOSTEROID RESISTANCE overcome by raising concentration.</w:t>
+            </w:r>
+          </w:p>
+        </w:tc>
+      </w:tr>
+    </w:tbl>
+    <w:p>
+      <w:pPr>
+        <w:spacing w:after="80"/>
+      </w:pPr>
+    </w:p>
+    <w:p>
+      <w:pPr>
+        <w:pStyle w:val="Heading1"/>
+        <w:spacing w:before="280" w:after="100"/>
+      </w:pPr>
+      <w:r>
+        <w:rPr>
+          <w:rFonts w:ascii="Georgia" w:hAnsi="Georgia"/>
+          <w:color w:val="17494B"/>
+        </w:rPr>
+        <w:t>L2 · Acne — Factors and Drugs</w:t>
+      </w:r>
+    </w:p>
+    <w:tbl>
+      <w:tblPr>
+        <w:tblStyle w:val="TableGrid"/>
+        <w:tblW w:type="auto" w:w="0"/>
+        <w:jc w:val="center"/>
+        <w:tblLook w:firstColumn="1" w:firstRow="1" w:lastColumn="0" w:lastRow="0" w:noHBand="0" w:noVBand="1" w:val="04A0"/>
+        <w:tblBorders>
+          <w:top w:val="single" w:sz="4" w:space="0" w:color="D8D2D4"/>
+          <w:left w:val="single" w:sz="4" w:space="0" w:color="D8D2D4"/>
+          <w:bottom w:val="single" w:sz="4" w:space="0" w:color="D8D2D4"/>
+          <w:right w:val="single" w:sz="4" w:space="0" w:color="D8D2D4"/>
+          <w:insideH w:val="single" w:sz="4" w:space="0" w:color="D8D2D4"/>
+          <w:insideV w:val="single" w:sz="4" w:space="0" w:color="D8D2D4"/>
+        </w:tblBorders>
+      </w:tblPr>
+      <w:tblGrid>
+        <w:gridCol w:w="5112"/>
+        <w:gridCol w:w="5112"/>
+      </w:tblGrid>
+      <w:tr>
+        <w:tc>
+          <w:tcPr>
+            <w:tcW w:type="dxa" w:w="5112"/>
+            <w:shd w:val="clear" w:color="auto" w:fill="17494B"/>
+          </w:tcPr>
+          <w:p>
+            <w:pPr>
+              <w:spacing w:after="40"/>
+            </w:pPr>
+            <w:r>
+              <w:rPr>
+                <w:b/>
+                <w:color w:val="FFFFFF"/>
+                <w:sz w:val="18"/>
+              </w:rPr>
+            </w:r>
+            <w:r>
+              <w:rPr>
+                <w:b/>
+                <w:i w:val="0"/>
+                <w:color w:val="FFFFFF"/>
+                <w:sz w:val="18"/>
+              </w:rPr>
+              <w:t>Term</w:t>
+            </w:r>
+          </w:p>
+        </w:tc>
+        <w:tc>
+          <w:tcPr>
+            <w:tcW w:type="dxa" w:w="5112"/>
+            <w:shd w:val="clear" w:color="auto" w:fill="17494B"/>
+          </w:tcPr>
+          <w:p>
+            <w:pPr>
+              <w:spacing w:after="40"/>
+            </w:pPr>
+            <w:r>
+              <w:rPr>
+                <w:b/>
+                <w:color w:val="FFFFFF"/>
+                <w:sz w:val="18"/>
+              </w:rPr>
+            </w:r>
+            <w:r>
+              <w:rPr>
+                <w:b/>
+                <w:i w:val="0"/>
+                <w:color w:val="FFFFFF"/>
+                <w:sz w:val="18"/>
+              </w:rPr>
+              <w:t>What you need to know</w:t>
+            </w:r>
+          </w:p>
+        </w:tc>
+      </w:tr>
+      <w:tr>
+        <w:tc>
+          <w:tcPr>
+            <w:tcW w:type="dxa" w:w="5112"/>
+            <w:shd w:val="clear" w:color="auto" w:fill="F1EEEF"/>
+          </w:tcPr>
+          <w:p>
+            <w:pPr>
+              <w:spacing w:after="40"/>
+            </w:pPr>
+            <w:r>
+              <w:rPr>
+                <w:b/>
+                <w:sz w:val="18"/>
+              </w:rPr>
+            </w:r>
+            <w:r>
+              <w:rPr>
+                <w:b/>
+                <w:i w:val="0"/>
+                <w:sz w:val="18"/>
+              </w:rPr>
+              <w:t>Four major factors</w:t>
+            </w:r>
+          </w:p>
+        </w:tc>
+        <w:tc>
+          <w:tcPr>
+            <w:tcW w:type="dxa" w:w="5112"/>
+          </w:tcPr>
+          <w:p>
+            <w:pPr>
+              <w:spacing w:after="40"/>
+            </w:pPr>
+            <w:r>
+              <w:rPr>
+                <w:sz w:val="18"/>
+              </w:rPr>
+            </w:r>
+            <w:r>
+              <w:rPr>
+                <w:b w:val="0"/>
+                <w:i w:val="0"/>
+                <w:sz w:val="18"/>
+              </w:rPr>
+              <w:t>INCREASED SEBUM · ALTERED KERATINIZATION with ductal hyperproliferation · BACTERIAL COLONIZATION (P. acnes) · INFLAMMATORY MEDIATORS.</w:t>
+            </w:r>
+          </w:p>
+        </w:tc>
+      </w:tr>
+      <w:tr>
+        <w:tc>
+          <w:tcPr>
+            <w:tcW w:type="dxa" w:w="5112"/>
+            <w:shd w:val="clear" w:color="auto" w:fill="F1EEEF"/>
+          </w:tcPr>
+          <w:p>
+            <w:pPr>
+              <w:spacing w:after="40"/>
+            </w:pPr>
+            <w:r>
+              <w:rPr>
+                <w:b/>
+                <w:sz w:val="18"/>
+              </w:rPr>
+            </w:r>
+            <w:r>
+              <w:rPr>
+                <w:b/>
+                <w:i w:val="0"/>
+                <w:sz w:val="18"/>
+              </w:rPr>
+              <w:t>Critical target</w:t>
+            </w:r>
+          </w:p>
+        </w:tc>
+        <w:tc>
+          <w:tcPr>
+            <w:tcW w:type="dxa" w:w="5112"/>
+          </w:tcPr>
+          <w:p>
+            <w:pPr>
+              <w:spacing w:after="40"/>
+            </w:pPr>
+            <w:r>
+              <w:rPr>
+                <w:sz w:val="18"/>
+              </w:rPr>
+            </w:r>
+            <w:r>
+              <w:rPr>
+                <w:b w:val="0"/>
+                <w:i w:val="0"/>
+                <w:sz w:val="18"/>
+              </w:rPr>
+              <w:t>The MICROCOMEDONE. Eliminating follicular occlusion arrests the cascade.</w:t>
+            </w:r>
+          </w:p>
+        </w:tc>
+      </w:tr>
+      <w:tr>
+        <w:tc>
+          <w:tcPr>
+            <w:tcW w:type="dxa" w:w="5112"/>
+            <w:shd w:val="clear" w:color="auto" w:fill="F1EEEF"/>
+          </w:tcPr>
+          <w:p>
+            <w:pPr>
+              <w:spacing w:after="40"/>
+            </w:pPr>
+            <w:r>
+              <w:rPr>
+                <w:b/>
+                <w:sz w:val="18"/>
+              </w:rPr>
+            </w:r>
+            <w:r>
+              <w:rPr>
+                <w:b/>
+                <w:i w:val="0"/>
+                <w:sz w:val="18"/>
+              </w:rPr>
+              <w:t>Lesion split</w:t>
+            </w:r>
+          </w:p>
+        </w:tc>
+        <w:tc>
+          <w:tcPr>
+            <w:tcW w:type="dxa" w:w="5112"/>
+          </w:tcPr>
+          <w:p>
+            <w:pPr>
+              <w:spacing w:after="40"/>
+            </w:pPr>
+            <w:r>
+              <w:rPr>
+                <w:sz w:val="18"/>
+              </w:rPr>
+            </w:r>
+            <w:r>
+              <w:rPr>
+                <w:b w:val="0"/>
+                <w:i w:val="0"/>
+                <w:sz w:val="18"/>
+              </w:rPr>
+              <w:t>NONINFLAMMATORY = open and closed comedones. INFLAMMATORY = papulopustular and nodular.</w:t>
+            </w:r>
+          </w:p>
+        </w:tc>
+      </w:tr>
+      <w:tr>
+        <w:tc>
+          <w:tcPr>
+            <w:tcW w:type="dxa" w:w="5112"/>
+            <w:shd w:val="clear" w:color="auto" w:fill="F1EEEF"/>
+          </w:tcPr>
+          <w:p>
+            <w:pPr>
+              <w:spacing w:after="40"/>
+            </w:pPr>
+            <w:r>
+              <w:rPr>
+                <w:b/>
+                <w:sz w:val="18"/>
+              </w:rPr>
+            </w:r>
+            <w:r>
+              <w:rPr>
+                <w:b/>
+                <w:i w:val="0"/>
+                <w:sz w:val="18"/>
+              </w:rPr>
+              <w:t>Route by severity</w:t>
+            </w:r>
+          </w:p>
+        </w:tc>
+        <w:tc>
+          <w:tcPr>
+            <w:tcW w:type="dxa" w:w="5112"/>
+          </w:tcPr>
+          <w:p>
+            <w:pPr>
+              <w:spacing w:after="40"/>
+            </w:pPr>
+            <w:r>
+              <w:rPr>
+                <w:sz w:val="18"/>
+              </w:rPr>
+            </w:r>
+            <w:r>
+              <w:rPr>
+                <w:b w:val="0"/>
+                <w:i w:val="0"/>
+                <w:sz w:val="18"/>
+              </w:rPr>
+              <w:t>MILD–MODERATE topical. MODERATE–SEVERE systemic.</w:t>
+            </w:r>
+          </w:p>
+        </w:tc>
+      </w:tr>
+      <w:tr>
+        <w:tc>
+          <w:tcPr>
+            <w:tcW w:type="dxa" w:w="5112"/>
+            <w:shd w:val="clear" w:color="auto" w:fill="F1EEEF"/>
+          </w:tcPr>
+          <w:p>
+            <w:pPr>
+              <w:spacing w:after="40"/>
+            </w:pPr>
+            <w:r>
+              <w:rPr>
+                <w:b/>
+                <w:sz w:val="18"/>
+              </w:rPr>
+            </w:r>
+            <w:r>
+              <w:rPr>
+                <w:b/>
+                <w:i w:val="0"/>
+                <w:sz w:val="18"/>
+              </w:rPr>
+              <w:t>Benzoyl peroxide</w:t>
+            </w:r>
+          </w:p>
+        </w:tc>
+        <w:tc>
+          <w:tcPr>
+            <w:tcW w:type="dxa" w:w="5112"/>
+          </w:tcPr>
+          <w:p>
+            <w:pPr>
+              <w:spacing w:after="40"/>
+            </w:pPr>
+            <w:r>
+              <w:rPr>
+                <w:sz w:val="18"/>
+              </w:rPr>
+            </w:r>
+            <w:r>
+              <w:rPr>
+                <w:b w:val="0"/>
+                <w:i w:val="0"/>
+                <w:sz w:val="18"/>
+              </w:rPr>
+              <w:t>Crosses stratum corneum UNCHANGED, converts to BENZOIC ACID. Counsel: BLEACHES hair, clothing, bedding.</w:t>
+            </w:r>
+          </w:p>
+        </w:tc>
+      </w:tr>
+      <w:tr>
+        <w:tc>
+          <w:tcPr>
+            <w:tcW w:type="dxa" w:w="5112"/>
+            <w:shd w:val="clear" w:color="auto" w:fill="F1EEEF"/>
+          </w:tcPr>
+          <w:p>
+            <w:pPr>
+              <w:spacing w:after="40"/>
+            </w:pPr>
+            <w:r>
+              <w:rPr>
+                <w:b/>
+                <w:sz w:val="18"/>
+              </w:rPr>
+            </w:r>
+            <w:r>
+              <w:rPr>
+                <w:b/>
+                <w:i w:val="0"/>
+                <w:sz w:val="18"/>
+              </w:rPr>
+              <w:t>Topical retinoid</w:t>
+            </w:r>
+          </w:p>
+        </w:tc>
+        <w:tc>
+          <w:tcPr>
+            <w:tcW w:type="dxa" w:w="5112"/>
+          </w:tcPr>
+          <w:p>
+            <w:pPr>
+              <w:spacing w:after="40"/>
+            </w:pPr>
+            <w:r>
+              <w:rPr>
+                <w:sz w:val="18"/>
+              </w:rPr>
+            </w:r>
+            <w:r>
+              <w:rPr>
+                <w:b w:val="0"/>
+                <w:i w:val="0"/>
+                <w:sz w:val="18"/>
+              </w:rPr>
+              <w:t>FIRST LINE for comedonal acne. AVOID IN PREGNANCY. Tretinoin is PHOTOLABILE — apply at night.</w:t>
+            </w:r>
+          </w:p>
+        </w:tc>
+      </w:tr>
+      <w:tr>
+        <w:tc>
+          <w:tcPr>
+            <w:tcW w:type="dxa" w:w="5112"/>
+            <w:shd w:val="clear" w:color="auto" w:fill="F1EEEF"/>
+          </w:tcPr>
+          <w:p>
+            <w:pPr>
+              <w:spacing w:after="40"/>
+            </w:pPr>
+            <w:r>
+              <w:rPr>
+                <w:b/>
+                <w:sz w:val="18"/>
+              </w:rPr>
+            </w:r>
+            <w:r>
+              <w:rPr>
+                <w:b/>
+                <w:i w:val="0"/>
+                <w:sz w:val="18"/>
+              </w:rPr>
+              <w:t>The interaction</w:t>
+            </w:r>
+          </w:p>
+        </w:tc>
+        <w:tc>
+          <w:tcPr>
+            <w:tcW w:type="dxa" w:w="5112"/>
+          </w:tcPr>
+          <w:p>
+            <w:pPr>
+              <w:spacing w:after="40"/>
+            </w:pPr>
+            <w:r>
+              <w:rPr>
+                <w:sz w:val="18"/>
+              </w:rPr>
+            </w:r>
+            <w:r>
+              <w:rPr>
+                <w:b w:val="0"/>
+                <w:i w:val="0"/>
+                <w:sz w:val="18"/>
+              </w:rPr>
+              <w:t>BENZOYL PEROXIDE INACTIVATES TRETINOIN. Adapalene is the one stable in sunlight AND with benzoyl peroxide.</w:t>
+            </w:r>
+          </w:p>
+        </w:tc>
+      </w:tr>
+      <w:tr>
+        <w:tc>
+          <w:tcPr>
+            <w:tcW w:type="dxa" w:w="5112"/>
+            <w:shd w:val="clear" w:color="auto" w:fill="F1EEEF"/>
+          </w:tcPr>
+          <w:p>
+            <w:pPr>
+              <w:spacing w:after="40"/>
+            </w:pPr>
+            <w:r>
+              <w:rPr>
+                <w:b/>
+                <w:sz w:val="18"/>
+              </w:rPr>
+            </w:r>
+            <w:r>
+              <w:rPr>
+                <w:b/>
+                <w:i w:val="0"/>
+                <w:sz w:val="18"/>
+              </w:rPr>
+              <w:t>Retinoid branches</w:t>
+            </w:r>
+          </w:p>
+        </w:tc>
+        <w:tc>
+          <w:tcPr>
+            <w:tcW w:type="dxa" w:w="5112"/>
+          </w:tcPr>
+          <w:p>
+            <w:pPr>
+              <w:spacing w:after="40"/>
+            </w:pPr>
+            <w:r>
+              <w:rPr>
+                <w:sz w:val="18"/>
+              </w:rPr>
+            </w:r>
+            <w:r>
+              <w:rPr>
+                <w:b w:val="0"/>
+                <w:i w:val="0"/>
+                <w:sz w:val="18"/>
+              </w:rPr>
+              <w:t>TAZAROTENE acne + psoriasis · ALITRETINOIN Kaposi sarcoma · BEXAROTENE T-cell lymphoma.</w:t>
+            </w:r>
+          </w:p>
+        </w:tc>
+      </w:tr>
+      <w:tr>
+        <w:tc>
+          <w:tcPr>
+            <w:tcW w:type="dxa" w:w="5112"/>
+            <w:shd w:val="clear" w:color="auto" w:fill="F1EEEF"/>
+          </w:tcPr>
+          <w:p>
+            <w:pPr>
+              <w:spacing w:after="40"/>
+            </w:pPr>
+            <w:r>
+              <w:rPr>
+                <w:b/>
+                <w:sz w:val="18"/>
+              </w:rPr>
+            </w:r>
+            <w:r>
+              <w:rPr>
+                <w:b/>
+                <w:i w:val="0"/>
+                <w:sz w:val="18"/>
+              </w:rPr>
+              <w:t>Topical antibiotic</w:t>
+            </w:r>
+          </w:p>
+        </w:tc>
+        <w:tc>
+          <w:tcPr>
+            <w:tcW w:type="dxa" w:w="5112"/>
+          </w:tcPr>
+          <w:p>
+            <w:pPr>
+              <w:spacing w:after="40"/>
+            </w:pPr>
+            <w:r>
+              <w:rPr>
+                <w:sz w:val="18"/>
+              </w:rPr>
+            </w:r>
+            <w:r>
+              <w:rPr>
+                <w:b w:val="0"/>
+                <w:i w:val="0"/>
+                <w:sz w:val="18"/>
+              </w:rPr>
+              <w:t>CLINDAMYCIN preferred. Erythromycin losing efficacy to P. acnes RESISTANCE.</w:t>
+            </w:r>
+          </w:p>
+        </w:tc>
+      </w:tr>
+      <w:tr>
+        <w:tc>
+          <w:tcPr>
+            <w:tcW w:type="dxa" w:w="5112"/>
+            <w:shd w:val="clear" w:color="auto" w:fill="F1EEEF"/>
+          </w:tcPr>
+          <w:p>
+            <w:pPr>
+              <w:spacing w:after="40"/>
+            </w:pPr>
+            <w:r>
+              <w:rPr>
+                <w:b/>
+                <w:sz w:val="18"/>
+              </w:rPr>
+            </w:r>
+            <w:r>
+              <w:rPr>
+                <w:b/>
+                <w:i w:val="0"/>
+                <w:sz w:val="18"/>
+              </w:rPr>
+              <w:t>Isotretinoin</w:t>
+            </w:r>
+          </w:p>
+        </w:tc>
+        <w:tc>
+          <w:tcPr>
+            <w:tcW w:type="dxa" w:w="5112"/>
+          </w:tcPr>
+          <w:p>
+            <w:pPr>
+              <w:spacing w:after="40"/>
+            </w:pPr>
+            <w:r>
+              <w:rPr>
+                <w:sz w:val="18"/>
+              </w:rPr>
+            </w:r>
+            <w:r>
+              <w:rPr>
+                <w:b w:val="0"/>
+                <w:i w:val="0"/>
+                <w:sz w:val="18"/>
+              </w:rPr>
+              <w:t>CONTRAINDICATED in pregnancy and breastfeeding; iPledge. Raised SERUM LIPIDS. MONITOR FOR DEPRESSION.</w:t>
+            </w:r>
+          </w:p>
+        </w:tc>
+      </w:tr>
+      <w:tr>
+        <w:tc>
+          <w:tcPr>
+            <w:tcW w:type="dxa" w:w="5112"/>
+            <w:shd w:val="clear" w:color="auto" w:fill="F1EEEF"/>
+          </w:tcPr>
+          <w:p>
+            <w:pPr>
+              <w:spacing w:after="40"/>
+            </w:pPr>
+            <w:r>
+              <w:rPr>
+                <w:b/>
+                <w:sz w:val="18"/>
+              </w:rPr>
+            </w:r>
+            <w:r>
+              <w:rPr>
+                <w:b/>
+                <w:i w:val="0"/>
+                <w:sz w:val="18"/>
+              </w:rPr>
+              <w:t>Tetracyclines</w:t>
+            </w:r>
+          </w:p>
+        </w:tc>
+        <w:tc>
+          <w:tcPr>
+            <w:tcW w:type="dxa" w:w="5112"/>
+          </w:tcPr>
+          <w:p>
+            <w:pPr>
+              <w:spacing w:after="40"/>
+            </w:pPr>
+            <w:r>
+              <w:rPr>
+                <w:sz w:val="18"/>
+              </w:rPr>
+            </w:r>
+            <w:r>
+              <w:rPr>
+                <w:b w:val="0"/>
+                <w:i w:val="0"/>
+                <w:sz w:val="18"/>
+              </w:rPr>
+              <w:t>Chelate CALCIUM, blocking neutrophil and monocyte CHEMOTAXIS. CONTRAINDICATED under 8 years and in pregnancy.</w:t>
+            </w:r>
+          </w:p>
+        </w:tc>
+      </w:tr>
+      <w:tr>
+        <w:tc>
+          <w:tcPr>
+            <w:tcW w:type="dxa" w:w="5112"/>
+            <w:shd w:val="clear" w:color="auto" w:fill="F1EEEF"/>
+          </w:tcPr>
+          <w:p>
+            <w:pPr>
+              <w:spacing w:after="40"/>
+            </w:pPr>
+            <w:r>
+              <w:rPr>
+                <w:b/>
+                <w:sz w:val="18"/>
+              </w:rPr>
+            </w:r>
+            <w:r>
+              <w:rPr>
+                <w:b/>
+                <w:i w:val="0"/>
+                <w:sz w:val="18"/>
+              </w:rPr>
+              <w:t>Azelaic acid</w:t>
+            </w:r>
+          </w:p>
+        </w:tc>
+        <w:tc>
+          <w:tcPr>
+            <w:tcW w:type="dxa" w:w="5112"/>
+          </w:tcPr>
+          <w:p>
+            <w:pPr>
+              <w:spacing w:after="40"/>
+            </w:pPr>
+            <w:r>
+              <w:rPr>
+                <w:sz w:val="18"/>
+              </w:rPr>
+            </w:r>
+            <w:r>
+              <w:rPr>
+                <w:b w:val="0"/>
+                <w:i w:val="0"/>
+                <w:sz w:val="18"/>
+              </w:rPr>
+              <w:t>Give it SIX TO EIGHT WEEKS. Can cause HYPOPIGMENTATION.</w:t>
+            </w:r>
+          </w:p>
+        </w:tc>
+      </w:tr>
+      <w:tr>
+        <w:tc>
+          <w:tcPr>
+            <w:tcW w:type="dxa" w:w="5112"/>
+            <w:shd w:val="clear" w:color="auto" w:fill="F1EEEF"/>
+          </w:tcPr>
+          <w:p>
+            <w:pPr>
+              <w:spacing w:after="40"/>
+            </w:pPr>
+            <w:r>
+              <w:rPr>
+                <w:b/>
+                <w:sz w:val="18"/>
+              </w:rPr>
+            </w:r>
+            <w:r>
+              <w:rPr>
+                <w:b/>
+                <w:i w:val="0"/>
+                <w:sz w:val="18"/>
+              </w:rPr>
+              <w:t>Drug-induced acne</w:t>
+            </w:r>
+          </w:p>
+        </w:tc>
+        <w:tc>
+          <w:tcPr>
+            <w:tcW w:type="dxa" w:w="5112"/>
+          </w:tcPr>
+          <w:p>
+            <w:pPr>
+              <w:spacing w:after="40"/>
+            </w:pPr>
+            <w:r>
+              <w:rPr>
+                <w:sz w:val="18"/>
+              </w:rPr>
+            </w:r>
+            <w:r>
+              <w:rPr>
+                <w:b w:val="0"/>
+                <w:i w:val="0"/>
+                <w:sz w:val="18"/>
+              </w:rPr>
+              <w:t>SYSTEMIC CORTICOSTEROIDS (not hydrocortisone) · antiepileptics · tuberculostatics · lithium. Withdrawal causes an INITIAL WORSENING.</w:t>
+            </w:r>
+          </w:p>
+        </w:tc>
+      </w:tr>
+    </w:tbl>
+    <w:p>
+      <w:pPr>
+        <w:spacing w:after="80"/>
+      </w:pPr>
+    </w:p>
+    <w:p>
+      <w:pPr>
+        <w:pStyle w:val="Heading1"/>
+        <w:spacing w:before="280" w:after="100"/>
+      </w:pPr>
+      <w:r>
+        <w:rPr>
+          <w:rFonts w:ascii="Georgia" w:hAnsi="Georgia"/>
+          <w:color w:val="17494B"/>
+        </w:rPr>
+        <w:t>L2 · Atopic Dermatitis &amp; Steroids</w:t>
+      </w:r>
+    </w:p>
+    <w:tbl>
+      <w:tblPr>
+        <w:tblStyle w:val="TableGrid"/>
+        <w:tblW w:type="auto" w:w="0"/>
+        <w:jc w:val="center"/>
+        <w:tblLook w:firstColumn="1" w:firstRow="1" w:lastColumn="0" w:lastRow="0" w:noHBand="0" w:noVBand="1" w:val="04A0"/>
+        <w:tblBorders>
+          <w:top w:val="single" w:sz="4" w:space="0" w:color="D8D2D4"/>
+          <w:left w:val="single" w:sz="4" w:space="0" w:color="D8D2D4"/>
+          <w:bottom w:val="single" w:sz="4" w:space="0" w:color="D8D2D4"/>
+          <w:right w:val="single" w:sz="4" w:space="0" w:color="D8D2D4"/>
+          <w:insideH w:val="single" w:sz="4" w:space="0" w:color="D8D2D4"/>
+          <w:insideV w:val="single" w:sz="4" w:space="0" w:color="D8D2D4"/>
+        </w:tblBorders>
+      </w:tblPr>
+      <w:tblGrid>
+        <w:gridCol w:w="5112"/>
+        <w:gridCol w:w="5112"/>
+      </w:tblGrid>
+      <w:tr>
+        <w:tc>
+          <w:tcPr>
+            <w:tcW w:type="dxa" w:w="5112"/>
+            <w:shd w:val="clear" w:color="auto" w:fill="17494B"/>
+          </w:tcPr>
+          <w:p>
+            <w:pPr>
+              <w:spacing w:after="40"/>
+            </w:pPr>
+            <w:r>
+              <w:rPr>
+                <w:b/>
+                <w:color w:val="FFFFFF"/>
+                <w:sz w:val="18"/>
+              </w:rPr>
+            </w:r>
+            <w:r>
+              <w:rPr>
+                <w:b/>
+                <w:i w:val="0"/>
+                <w:color w:val="FFFFFF"/>
+                <w:sz w:val="18"/>
+              </w:rPr>
+              <w:t>Term</w:t>
+            </w:r>
+          </w:p>
+        </w:tc>
+        <w:tc>
+          <w:tcPr>
+            <w:tcW w:type="dxa" w:w="5112"/>
+            <w:shd w:val="clear" w:color="auto" w:fill="17494B"/>
+          </w:tcPr>
+          <w:p>
+            <w:pPr>
+              <w:spacing w:after="40"/>
+            </w:pPr>
+            <w:r>
+              <w:rPr>
+                <w:b/>
+                <w:color w:val="FFFFFF"/>
+                <w:sz w:val="18"/>
+              </w:rPr>
+            </w:r>
+            <w:r>
+              <w:rPr>
+                <w:b/>
+                <w:i w:val="0"/>
+                <w:color w:val="FFFFFF"/>
+                <w:sz w:val="18"/>
+              </w:rPr>
+              <w:t>What you need to know</w:t>
+            </w:r>
+          </w:p>
+        </w:tc>
+      </w:tr>
+      <w:tr>
+        <w:tc>
+          <w:tcPr>
+            <w:tcW w:type="dxa" w:w="5112"/>
+            <w:shd w:val="clear" w:color="auto" w:fill="F1EEEF"/>
+          </w:tcPr>
+          <w:p>
+            <w:pPr>
+              <w:spacing w:after="40"/>
+            </w:pPr>
+            <w:r>
+              <w:rPr>
+                <w:b/>
+                <w:sz w:val="18"/>
+              </w:rPr>
+            </w:r>
+            <w:r>
+              <w:rPr>
+                <w:b/>
+                <w:i w:val="0"/>
+                <w:sz w:val="18"/>
+              </w:rPr>
+              <w:t>Atopic triad</w:t>
+            </w:r>
+          </w:p>
+        </w:tc>
+        <w:tc>
+          <w:tcPr>
+            <w:tcW w:type="dxa" w:w="5112"/>
+          </w:tcPr>
+          <w:p>
+            <w:pPr>
+              <w:spacing w:after="40"/>
+            </w:pPr>
+            <w:r>
+              <w:rPr>
+                <w:sz w:val="18"/>
+              </w:rPr>
+            </w:r>
+            <w:r>
+              <w:rPr>
+                <w:b w:val="0"/>
+                <w:i w:val="0"/>
+                <w:sz w:val="18"/>
+              </w:rPr>
+              <w:t>Atopic dermatitis + ASTHMA + ALLERGIC RHINO-CONJUNCTIVITIS. SKIN BARRIER DYSFUNCTION plays the major role.</w:t>
+            </w:r>
+          </w:p>
+        </w:tc>
+      </w:tr>
+      <w:tr>
+        <w:tc>
+          <w:tcPr>
+            <w:tcW w:type="dxa" w:w="5112"/>
+            <w:shd w:val="clear" w:color="auto" w:fill="F1EEEF"/>
+          </w:tcPr>
+          <w:p>
+            <w:pPr>
+              <w:spacing w:after="40"/>
+            </w:pPr>
+            <w:r>
+              <w:rPr>
+                <w:b/>
+                <w:sz w:val="18"/>
+              </w:rPr>
+            </w:r>
+            <w:r>
+              <w:rPr>
+                <w:b/>
+                <w:i w:val="0"/>
+                <w:sz w:val="18"/>
+              </w:rPr>
+              <w:t>Major indicators</w:t>
+            </w:r>
+          </w:p>
+        </w:tc>
+        <w:tc>
+          <w:tcPr>
+            <w:tcW w:type="dxa" w:w="5112"/>
+          </w:tcPr>
+          <w:p>
+            <w:pPr>
+              <w:spacing w:after="40"/>
+            </w:pPr>
+            <w:r>
+              <w:rPr>
+                <w:sz w:val="18"/>
+              </w:rPr>
+            </w:r>
+            <w:r>
+              <w:rPr>
+                <w:b w:val="0"/>
+                <w:i w:val="0"/>
+                <w:sz w:val="18"/>
+              </w:rPr>
+              <w:t>PRURITUS · rash in TYPICAL AREAS · CHRONIC or repeated · FAMILY HISTORY. (Raised IgE and skin tests are MINOR.)</w:t>
+            </w:r>
+          </w:p>
+        </w:tc>
+      </w:tr>
+      <w:tr>
+        <w:tc>
+          <w:tcPr>
+            <w:tcW w:type="dxa" w:w="5112"/>
+            <w:shd w:val="clear" w:color="auto" w:fill="F1EEEF"/>
+          </w:tcPr>
+          <w:p>
+            <w:pPr>
+              <w:spacing w:after="40"/>
+            </w:pPr>
+            <w:r>
+              <w:rPr>
+                <w:b/>
+                <w:sz w:val="18"/>
+              </w:rPr>
+            </w:r>
+            <w:r>
+              <w:rPr>
+                <w:b/>
+                <w:i w:val="0"/>
+                <w:sz w:val="18"/>
+              </w:rPr>
+              <w:t>Gold standard</w:t>
+            </w:r>
+          </w:p>
+        </w:tc>
+        <w:tc>
+          <w:tcPr>
+            <w:tcW w:type="dxa" w:w="5112"/>
+          </w:tcPr>
+          <w:p>
+            <w:pPr>
+              <w:spacing w:after="40"/>
+            </w:pPr>
+            <w:r>
+              <w:rPr>
+                <w:sz w:val="18"/>
+              </w:rPr>
+            </w:r>
+            <w:r>
+              <w:rPr>
+                <w:b w:val="0"/>
+                <w:i w:val="0"/>
+                <w:sz w:val="18"/>
+              </w:rPr>
+              <w:t>TOPICAL CORTICOSTEROIDS, chosen by severity and SITE.</w:t>
+            </w:r>
+          </w:p>
+        </w:tc>
+      </w:tr>
+      <w:tr>
+        <w:tc>
+          <w:tcPr>
+            <w:tcW w:type="dxa" w:w="5112"/>
+            <w:shd w:val="clear" w:color="auto" w:fill="F1EEEF"/>
+          </w:tcPr>
+          <w:p>
+            <w:pPr>
+              <w:spacing w:after="40"/>
+            </w:pPr>
+            <w:r>
+              <w:rPr>
+                <w:b/>
+                <w:sz w:val="18"/>
+              </w:rPr>
+            </w:r>
+            <w:r>
+              <w:rPr>
+                <w:b/>
+                <w:i w:val="0"/>
+                <w:sz w:val="18"/>
+              </w:rPr>
+              <w:t>Potency by site</w:t>
+            </w:r>
+          </w:p>
+        </w:tc>
+        <w:tc>
+          <w:tcPr>
+            <w:tcW w:type="dxa" w:w="5112"/>
+          </w:tcPr>
+          <w:p>
+            <w:pPr>
+              <w:spacing w:after="40"/>
+            </w:pPr>
+            <w:r>
+              <w:rPr>
+                <w:sz w:val="18"/>
+              </w:rPr>
+            </w:r>
+            <w:r>
+              <w:rPr>
+                <w:b w:val="0"/>
+                <w:i w:val="0"/>
+                <w:sz w:val="18"/>
+              </w:rPr>
+              <w:t>LOW for face, intertriginous areas, infants — and better long term. MEDIUM for body. Exacerbation: MEDIUM–HIGH for one to two weeks then STEP DOWN.</w:t>
+            </w:r>
+          </w:p>
+        </w:tc>
+      </w:tr>
+      <w:tr>
+        <w:tc>
+          <w:tcPr>
+            <w:tcW w:type="dxa" w:w="5112"/>
+            <w:shd w:val="clear" w:color="auto" w:fill="F1EEEF"/>
+          </w:tcPr>
+          <w:p>
+            <w:pPr>
+              <w:spacing w:after="40"/>
+            </w:pPr>
+            <w:r>
+              <w:rPr>
+                <w:b/>
+                <w:sz w:val="18"/>
+              </w:rPr>
+            </w:r>
+            <w:r>
+              <w:rPr>
+                <w:b/>
+                <w:i w:val="0"/>
+                <w:sz w:val="18"/>
+              </w:rPr>
+              <w:t>What drives adverse effects</w:t>
+            </w:r>
+          </w:p>
+        </w:tc>
+        <w:tc>
+          <w:tcPr>
+            <w:tcW w:type="dxa" w:w="5112"/>
+          </w:tcPr>
+          <w:p>
+            <w:pPr>
+              <w:spacing w:after="40"/>
+            </w:pPr>
+            <w:r>
+              <w:rPr>
+                <w:sz w:val="18"/>
+              </w:rPr>
+            </w:r>
+            <w:r>
+              <w:rPr>
+                <w:b w:val="0"/>
+                <w:i w:val="0"/>
+                <w:sz w:val="18"/>
+              </w:rPr>
+              <w:t>POTENCY · DURATION · AREA COVERED · OCCLUSIVENESS (ointment &gt; cream &gt; lotion).</w:t>
+            </w:r>
+          </w:p>
+        </w:tc>
+      </w:tr>
+      <w:tr>
+        <w:tc>
+          <w:tcPr>
+            <w:tcW w:type="dxa" w:w="5112"/>
+            <w:shd w:val="clear" w:color="auto" w:fill="F1EEEF"/>
+          </w:tcPr>
+          <w:p>
+            <w:pPr>
+              <w:spacing w:after="40"/>
+            </w:pPr>
+            <w:r>
+              <w:rPr>
+                <w:b/>
+                <w:sz w:val="18"/>
+              </w:rPr>
+            </w:r>
+            <w:r>
+              <w:rPr>
+                <w:b/>
+                <w:i w:val="0"/>
+                <w:sz w:val="18"/>
+              </w:rPr>
+              <w:t>Local vs systemic</w:t>
+            </w:r>
+          </w:p>
+        </w:tc>
+        <w:tc>
+          <w:tcPr>
+            <w:tcW w:type="dxa" w:w="5112"/>
+          </w:tcPr>
+          <w:p>
+            <w:pPr>
+              <w:spacing w:after="40"/>
+            </w:pPr>
+            <w:r>
+              <w:rPr>
+                <w:sz w:val="18"/>
+              </w:rPr>
+            </w:r>
+            <w:r>
+              <w:rPr>
+                <w:b w:val="0"/>
+                <w:i w:val="0"/>
+                <w:sz w:val="18"/>
+              </w:rPr>
+              <w:t>LOCAL: skin atrophy, acne, rosacea, allergic dermatitis to the vehicle. SYSTEMIC: adrenal suppression, infections, hyperglycaemia, GLAUCOMA, CATARACTS, growth retardation in children.</w:t>
+            </w:r>
+          </w:p>
+        </w:tc>
+      </w:tr>
+      <w:tr>
+        <w:tc>
+          <w:tcPr>
+            <w:tcW w:type="dxa" w:w="5112"/>
+            <w:shd w:val="clear" w:color="auto" w:fill="F1EEEF"/>
+          </w:tcPr>
+          <w:p>
+            <w:pPr>
+              <w:spacing w:after="40"/>
+            </w:pPr>
+            <w:r>
+              <w:rPr>
+                <w:b/>
+                <w:sz w:val="18"/>
+              </w:rPr>
+            </w:r>
+            <w:r>
+              <w:rPr>
+                <w:b/>
+                <w:i w:val="0"/>
+                <w:sz w:val="18"/>
+              </w:rPr>
+              <w:t>Immunomodulators</w:t>
+            </w:r>
+          </w:p>
+        </w:tc>
+        <w:tc>
+          <w:tcPr>
+            <w:tcW w:type="dxa" w:w="5112"/>
+          </w:tcPr>
+          <w:p>
+            <w:pPr>
+              <w:spacing w:after="40"/>
+            </w:pPr>
+            <w:r>
+              <w:rPr>
+                <w:sz w:val="18"/>
+              </w:rPr>
+            </w:r>
+            <w:r>
+              <w:rPr>
+                <w:b w:val="0"/>
+                <w:i w:val="0"/>
+                <w:sz w:val="18"/>
+              </w:rPr>
+              <w:t>TACROLIMUS, PIMECROLIMUS inhibit T cell, mast cell and keratinocyte activation. SECOND LINE. Possible cancer risk; avoid if immunosuppressed. Counsel BURNING and HIGH SPF.</w:t>
+            </w:r>
+          </w:p>
+        </w:tc>
+      </w:tr>
+      <w:tr>
+        <w:tc>
+          <w:tcPr>
+            <w:tcW w:type="dxa" w:w="5112"/>
+            <w:shd w:val="clear" w:color="auto" w:fill="F1EEEF"/>
+          </w:tcPr>
+          <w:p>
+            <w:pPr>
+              <w:spacing w:after="40"/>
+            </w:pPr>
+            <w:r>
+              <w:rPr>
+                <w:b/>
+                <w:sz w:val="18"/>
+              </w:rPr>
+            </w:r>
+            <w:r>
+              <w:rPr>
+                <w:b/>
+                <w:i w:val="0"/>
+                <w:sz w:val="18"/>
+              </w:rPr>
+              <w:t>Oral steroid course</w:t>
+            </w:r>
+          </w:p>
+        </w:tc>
+        <w:tc>
+          <w:tcPr>
+            <w:tcW w:type="dxa" w:w="5112"/>
+          </w:tcPr>
+          <w:p>
+            <w:pPr>
+              <w:spacing w:after="40"/>
+            </w:pPr>
+            <w:r>
+              <w:rPr>
+                <w:sz w:val="18"/>
+              </w:rPr>
+            </w:r>
+            <w:r>
+              <w:rPr>
+                <w:b w:val="0"/>
+                <w:i w:val="0"/>
+                <w:sz w:val="18"/>
+              </w:rPr>
+              <w:t>Needs a TAPER to prevent a flare-up.</w:t>
+            </w:r>
+          </w:p>
+        </w:tc>
+      </w:tr>
+    </w:tbl>
+    <w:p>
+      <w:pPr>
+        <w:spacing w:after="80"/>
+      </w:pPr>
+    </w:p>
+    <w:p>
+      <w:pPr>
+        <w:pStyle w:val="Heading1"/>
+        <w:spacing w:before="280" w:after="100"/>
+      </w:pPr>
+      <w:r>
+        <w:rPr>
+          <w:rFonts w:ascii="Georgia" w:hAnsi="Georgia"/>
+          <w:color w:val="17494B"/>
+        </w:rPr>
+        <w:t>L2 · Topical Anti-infectives</w:t>
+      </w:r>
+    </w:p>
+    <w:tbl>
+      <w:tblPr>
+        <w:tblStyle w:val="TableGrid"/>
+        <w:tblW w:type="auto" w:w="0"/>
+        <w:jc w:val="center"/>
+        <w:tblLook w:firstColumn="1" w:firstRow="1" w:lastColumn="0" w:lastRow="0" w:noHBand="0" w:noVBand="1" w:val="04A0"/>
+        <w:tblBorders>
+          <w:top w:val="single" w:sz="4" w:space="0" w:color="D8D2D4"/>
+          <w:left w:val="single" w:sz="4" w:space="0" w:color="D8D2D4"/>
+          <w:bottom w:val="single" w:sz="4" w:space="0" w:color="D8D2D4"/>
+          <w:right w:val="single" w:sz="4" w:space="0" w:color="D8D2D4"/>
+          <w:insideH w:val="single" w:sz="4" w:space="0" w:color="D8D2D4"/>
+          <w:insideV w:val="single" w:sz="4" w:space="0" w:color="D8D2D4"/>
+        </w:tblBorders>
+      </w:tblPr>
+      <w:tblGrid>
+        <w:gridCol w:w="5112"/>
+        <w:gridCol w:w="5112"/>
+      </w:tblGrid>
+      <w:tr>
+        <w:tc>
+          <w:tcPr>
+            <w:tcW w:type="dxa" w:w="5112"/>
+            <w:shd w:val="clear" w:color="auto" w:fill="17494B"/>
+          </w:tcPr>
+          <w:p>
+            <w:pPr>
+              <w:spacing w:after="40"/>
+            </w:pPr>
+            <w:r>
+              <w:rPr>
+                <w:b/>
+                <w:color w:val="FFFFFF"/>
+                <w:sz w:val="18"/>
+              </w:rPr>
+            </w:r>
+            <w:r>
+              <w:rPr>
+                <w:b/>
+                <w:i w:val="0"/>
+                <w:color w:val="FFFFFF"/>
+                <w:sz w:val="18"/>
+              </w:rPr>
+              <w:t>Term</w:t>
+            </w:r>
+          </w:p>
+        </w:tc>
+        <w:tc>
+          <w:tcPr>
+            <w:tcW w:type="dxa" w:w="5112"/>
+            <w:shd w:val="clear" w:color="auto" w:fill="17494B"/>
+          </w:tcPr>
+          <w:p>
+            <w:pPr>
+              <w:spacing w:after="40"/>
+            </w:pPr>
+            <w:r>
+              <w:rPr>
+                <w:b/>
+                <w:color w:val="FFFFFF"/>
+                <w:sz w:val="18"/>
+              </w:rPr>
+            </w:r>
+            <w:r>
+              <w:rPr>
+                <w:b/>
+                <w:i w:val="0"/>
+                <w:color w:val="FFFFFF"/>
+                <w:sz w:val="18"/>
+              </w:rPr>
+              <w:t>What you need to know</w:t>
+            </w:r>
+          </w:p>
+        </w:tc>
+      </w:tr>
+      <w:tr>
+        <w:tc>
+          <w:tcPr>
+            <w:tcW w:type="dxa" w:w="5112"/>
+            <w:shd w:val="clear" w:color="auto" w:fill="F1EEEF"/>
+          </w:tcPr>
+          <w:p>
+            <w:pPr>
+              <w:spacing w:after="40"/>
+            </w:pPr>
+            <w:r>
+              <w:rPr>
+                <w:b/>
+                <w:sz w:val="18"/>
+              </w:rPr>
+            </w:r>
+            <w:r>
+              <w:rPr>
+                <w:b/>
+                <w:i w:val="0"/>
+                <w:sz w:val="18"/>
+              </w:rPr>
+              <w:t>Bacitracin</w:t>
+            </w:r>
+          </w:p>
+        </w:tc>
+        <w:tc>
+          <w:tcPr>
+            <w:tcW w:type="dxa" w:w="5112"/>
+          </w:tcPr>
+          <w:p>
+            <w:pPr>
+              <w:spacing w:after="40"/>
+            </w:pPr>
+            <w:r>
+              <w:rPr>
+                <w:sz w:val="18"/>
+              </w:rPr>
+            </w:r>
+            <w:r>
+              <w:rPr>
+                <w:b w:val="0"/>
+                <w:i w:val="0"/>
+                <w:sz w:val="18"/>
+              </w:rPr>
+              <w:t>Prevents CELL WALL synthesis. Gram positives. NO SYSTEMIC TOXICITY.</w:t>
+            </w:r>
+          </w:p>
+        </w:tc>
+      </w:tr>
+      <w:tr>
+        <w:tc>
+          <w:tcPr>
+            <w:tcW w:type="dxa" w:w="5112"/>
+            <w:shd w:val="clear" w:color="auto" w:fill="F1EEEF"/>
+          </w:tcPr>
+          <w:p>
+            <w:pPr>
+              <w:spacing w:after="40"/>
+            </w:pPr>
+            <w:r>
+              <w:rPr>
+                <w:b/>
+                <w:sz w:val="18"/>
+              </w:rPr>
+            </w:r>
+            <w:r>
+              <w:rPr>
+                <w:b/>
+                <w:i w:val="0"/>
+                <w:sz w:val="18"/>
+              </w:rPr>
+              <w:t>Mupirocin</w:t>
+            </w:r>
+          </w:p>
+        </w:tc>
+        <w:tc>
+          <w:tcPr>
+            <w:tcW w:type="dxa" w:w="5112"/>
+          </w:tcPr>
+          <w:p>
+            <w:pPr>
+              <w:spacing w:after="40"/>
+            </w:pPr>
+            <w:r>
+              <w:rPr>
+                <w:sz w:val="18"/>
+              </w:rPr>
+            </w:r>
+            <w:r>
+              <w:rPr>
+                <w:b w:val="0"/>
+                <w:i w:val="0"/>
+                <w:sz w:val="18"/>
+              </w:rPr>
+              <w:t>Binds bacterial TRANSFER RNA. MRSA. Eliminates NASAL CARRIAGE of S. aureus.</w:t>
+            </w:r>
+          </w:p>
+        </w:tc>
+      </w:tr>
+      <w:tr>
+        <w:tc>
+          <w:tcPr>
+            <w:tcW w:type="dxa" w:w="5112"/>
+            <w:shd w:val="clear" w:color="auto" w:fill="F1EEEF"/>
+          </w:tcPr>
+          <w:p>
+            <w:pPr>
+              <w:spacing w:after="40"/>
+            </w:pPr>
+            <w:r>
+              <w:rPr>
+                <w:b/>
+                <w:sz w:val="18"/>
+              </w:rPr>
+            </w:r>
+            <w:r>
+              <w:rPr>
+                <w:b/>
+                <w:i w:val="0"/>
+                <w:sz w:val="18"/>
+              </w:rPr>
+              <w:t>Polymyxin B</w:t>
+            </w:r>
+          </w:p>
+        </w:tc>
+        <w:tc>
+          <w:tcPr>
+            <w:tcW w:type="dxa" w:w="5112"/>
+          </w:tcPr>
+          <w:p>
+            <w:pPr>
+              <w:spacing w:after="40"/>
+            </w:pPr>
+            <w:r>
+              <w:rPr>
+                <w:sz w:val="18"/>
+              </w:rPr>
+            </w:r>
+            <w:r>
+              <w:rPr>
+                <w:b w:val="0"/>
+                <w:i w:val="0"/>
+                <w:sz w:val="18"/>
+              </w:rPr>
+              <w:t>Interrupts CYTOPLASMIC MEMBRANE. Gram negatives. AVOID high dose on OPEN or DENUDED skin — neuro- and nephrotoxicity.</w:t>
+            </w:r>
+          </w:p>
+        </w:tc>
+      </w:tr>
+      <w:tr>
+        <w:tc>
+          <w:tcPr>
+            <w:tcW w:type="dxa" w:w="5112"/>
+            <w:shd w:val="clear" w:color="auto" w:fill="F1EEEF"/>
+          </w:tcPr>
+          <w:p>
+            <w:pPr>
+              <w:spacing w:after="40"/>
+            </w:pPr>
+            <w:r>
+              <w:rPr>
+                <w:b/>
+                <w:sz w:val="18"/>
+              </w:rPr>
+            </w:r>
+            <w:r>
+              <w:rPr>
+                <w:b/>
+                <w:i w:val="0"/>
+                <w:sz w:val="18"/>
+              </w:rPr>
+              <w:t>Neomycin</w:t>
+            </w:r>
+          </w:p>
+        </w:tc>
+        <w:tc>
+          <w:tcPr>
+            <w:tcW w:type="dxa" w:w="5112"/>
+          </w:tcPr>
+          <w:p>
+            <w:pPr>
+              <w:spacing w:after="40"/>
+            </w:pPr>
+            <w:r>
+              <w:rPr>
+                <w:sz w:val="18"/>
+              </w:rPr>
+            </w:r>
+            <w:r>
+              <w:rPr>
+                <w:b w:val="0"/>
+                <w:i w:val="0"/>
+                <w:sz w:val="18"/>
+              </w:rPr>
+              <w:t>Frequently causes SENSITISATION. Class can accumulate systemically.</w:t>
+            </w:r>
+          </w:p>
+        </w:tc>
+      </w:tr>
+      <w:tr>
+        <w:tc>
+          <w:tcPr>
+            <w:tcW w:type="dxa" w:w="5112"/>
+            <w:shd w:val="clear" w:color="auto" w:fill="F1EEEF"/>
+          </w:tcPr>
+          <w:p>
+            <w:pPr>
+              <w:spacing w:after="40"/>
+            </w:pPr>
+            <w:r>
+              <w:rPr>
+                <w:b/>
+                <w:sz w:val="18"/>
+              </w:rPr>
+            </w:r>
+            <w:r>
+              <w:rPr>
+                <w:b/>
+                <w:i w:val="0"/>
+                <w:sz w:val="18"/>
+              </w:rPr>
+              <w:t>Azoles</w:t>
+            </w:r>
+          </w:p>
+        </w:tc>
+        <w:tc>
+          <w:tcPr>
+            <w:tcW w:type="dxa" w:w="5112"/>
+          </w:tcPr>
+          <w:p>
+            <w:pPr>
+              <w:spacing w:after="40"/>
+            </w:pPr>
+            <w:r>
+              <w:rPr>
+                <w:sz w:val="18"/>
+              </w:rPr>
+            </w:r>
+            <w:r>
+              <w:rPr>
+                <w:b w:val="0"/>
+                <w:i w:val="0"/>
+                <w:sz w:val="18"/>
+              </w:rPr>
+              <w:t>Inhibit FUNGAL P450, preventing cell wall formation. Treatment is PROLONGED, two to three weeks.</w:t>
+            </w:r>
+          </w:p>
+        </w:tc>
+      </w:tr>
+      <w:tr>
+        <w:tc>
+          <w:tcPr>
+            <w:tcW w:type="dxa" w:w="5112"/>
+            <w:shd w:val="clear" w:color="auto" w:fill="F1EEEF"/>
+          </w:tcPr>
+          <w:p>
+            <w:pPr>
+              <w:spacing w:after="40"/>
+            </w:pPr>
+            <w:r>
+              <w:rPr>
+                <w:b/>
+                <w:sz w:val="18"/>
+              </w:rPr>
+            </w:r>
+            <w:r>
+              <w:rPr>
+                <w:b/>
+                <w:i w:val="0"/>
+                <w:sz w:val="18"/>
+              </w:rPr>
+              <w:t>Ciclopirox nail lacquer</w:t>
+            </w:r>
+          </w:p>
+        </w:tc>
+        <w:tc>
+          <w:tcPr>
+            <w:tcW w:type="dxa" w:w="5112"/>
+          </w:tcPr>
+          <w:p>
+            <w:pPr>
+              <w:spacing w:after="40"/>
+            </w:pPr>
+            <w:r>
+              <w:rPr>
+                <w:sz w:val="18"/>
+              </w:rPr>
+            </w:r>
+            <w:r>
+              <w:rPr>
+                <w:b w:val="0"/>
+                <w:i w:val="0"/>
+                <w:sz w:val="18"/>
+              </w:rPr>
+              <w:t>LESS THAN 12% EFFECTIVE for onychomycosis. Say so before starting.</w:t>
+            </w:r>
+          </w:p>
+        </w:tc>
+      </w:tr>
+      <w:tr>
+        <w:tc>
+          <w:tcPr>
+            <w:tcW w:type="dxa" w:w="5112"/>
+            <w:shd w:val="clear" w:color="auto" w:fill="F1EEEF"/>
+          </w:tcPr>
+          <w:p>
+            <w:pPr>
+              <w:spacing w:after="40"/>
+            </w:pPr>
+            <w:r>
+              <w:rPr>
+                <w:b/>
+                <w:sz w:val="18"/>
+              </w:rPr>
+            </w:r>
+            <w:r>
+              <w:rPr>
+                <w:b/>
+                <w:i w:val="0"/>
+                <w:sz w:val="18"/>
+              </w:rPr>
+              <w:t>Allylamines</w:t>
+            </w:r>
+          </w:p>
+        </w:tc>
+        <w:tc>
+          <w:tcPr>
+            <w:tcW w:type="dxa" w:w="5112"/>
+          </w:tcPr>
+          <w:p>
+            <w:pPr>
+              <w:spacing w:after="40"/>
+            </w:pPr>
+            <w:r>
+              <w:rPr>
+                <w:sz w:val="18"/>
+              </w:rPr>
+            </w:r>
+            <w:r>
+              <w:rPr>
+                <w:b w:val="0"/>
+                <w:i w:val="0"/>
+                <w:sz w:val="18"/>
+              </w:rPr>
+              <w:t>NAFTIFINE, TERBINAFINE — inhibit ERGOSTEROL production.</w:t>
+            </w:r>
+          </w:p>
+        </w:tc>
+      </w:tr>
+      <w:tr>
+        <w:tc>
+          <w:tcPr>
+            <w:tcW w:type="dxa" w:w="5112"/>
+            <w:shd w:val="clear" w:color="auto" w:fill="F1EEEF"/>
+          </w:tcPr>
+          <w:p>
+            <w:pPr>
+              <w:spacing w:after="40"/>
+            </w:pPr>
+            <w:r>
+              <w:rPr>
+                <w:b/>
+                <w:sz w:val="18"/>
+              </w:rPr>
+            </w:r>
+            <w:r>
+              <w:rPr>
+                <w:b/>
+                <w:i w:val="0"/>
+                <w:sz w:val="18"/>
+              </w:rPr>
+              <w:t>Coverage gaps</w:t>
+            </w:r>
+          </w:p>
+        </w:tc>
+        <w:tc>
+          <w:tcPr>
+            <w:tcW w:type="dxa" w:w="5112"/>
+          </w:tcPr>
+          <w:p>
+            <w:pPr>
+              <w:spacing w:after="40"/>
+            </w:pPr>
+            <w:r>
+              <w:rPr>
+                <w:sz w:val="18"/>
+              </w:rPr>
+            </w:r>
+            <w:r>
+              <w:rPr>
+                <w:b w:val="0"/>
+                <w:i w:val="0"/>
+                <w:sz w:val="18"/>
+              </w:rPr>
+              <w:t>TOLNAFTATE has NO CANDIDA activity. NYSTATIN is the candidal agent, NO ORAL ABSORPTION.</w:t>
+            </w:r>
+          </w:p>
+        </w:tc>
+      </w:tr>
+      <w:tr>
+        <w:tc>
+          <w:tcPr>
+            <w:tcW w:type="dxa" w:w="5112"/>
+            <w:shd w:val="clear" w:color="auto" w:fill="F1EEEF"/>
+          </w:tcPr>
+          <w:p>
+            <w:pPr>
+              <w:spacing w:after="40"/>
+            </w:pPr>
+            <w:r>
+              <w:rPr>
+                <w:b/>
+                <w:sz w:val="18"/>
+              </w:rPr>
+            </w:r>
+            <w:r>
+              <w:rPr>
+                <w:b/>
+                <w:i w:val="0"/>
+                <w:sz w:val="18"/>
+              </w:rPr>
+              <w:t>Topical antivirals</w:t>
+            </w:r>
+          </w:p>
+        </w:tc>
+        <w:tc>
+          <w:tcPr>
+            <w:tcW w:type="dxa" w:w="5112"/>
+          </w:tcPr>
+          <w:p>
+            <w:pPr>
+              <w:spacing w:after="40"/>
+            </w:pPr>
+            <w:r>
+              <w:rPr>
+                <w:sz w:val="18"/>
+              </w:rPr>
+            </w:r>
+            <w:r>
+              <w:rPr>
+                <w:b w:val="0"/>
+                <w:i w:val="0"/>
+                <w:sz w:val="18"/>
+              </w:rPr>
+              <w:t>ACYCLOVIR, PENCICLOVIR — guanine analogues, recurrent OROLABIAL herpes simplex.</w:t>
+            </w:r>
+          </w:p>
+        </w:tc>
+      </w:tr>
+      <w:tr>
+        <w:tc>
+          <w:tcPr>
+            <w:tcW w:type="dxa" w:w="5112"/>
+            <w:shd w:val="clear" w:color="auto" w:fill="F1EEEF"/>
+          </w:tcPr>
+          <w:p>
+            <w:pPr>
+              <w:spacing w:after="40"/>
+            </w:pPr>
+            <w:r>
+              <w:rPr>
+                <w:b/>
+                <w:sz w:val="18"/>
+              </w:rPr>
+            </w:r>
+            <w:r>
+              <w:rPr>
+                <w:b/>
+                <w:i w:val="0"/>
+                <w:sz w:val="18"/>
+              </w:rPr>
+              <w:t>Imiquimod</w:t>
+            </w:r>
+          </w:p>
+        </w:tc>
+        <w:tc>
+          <w:tcPr>
+            <w:tcW w:type="dxa" w:w="5112"/>
+          </w:tcPr>
+          <w:p>
+            <w:pPr>
+              <w:spacing w:after="40"/>
+            </w:pPr>
+            <w:r>
+              <w:rPr>
+                <w:sz w:val="18"/>
+              </w:rPr>
+            </w:r>
+            <w:r>
+              <w:rPr>
+                <w:b w:val="0"/>
+                <w:i w:val="0"/>
+                <w:sz w:val="18"/>
+              </w:rPr>
+              <w:t>Immunomodulator — warts, ACTINIC KERATOSES, BASAL CELL CARCINOMA. Irritation in VIRTUALLY ALL patients, and the DEGREE OF INFLAMMATION PARALLELS EFFICACY.</w:t>
+            </w:r>
+          </w:p>
+        </w:tc>
+      </w:tr>
+    </w:tbl>
+    <w:p>
+      <w:pPr>
+        <w:spacing w:after="80"/>
+      </w:pPr>
+    </w:p>
+    <w:p>
+      <w:pPr>
+        <w:pStyle w:val="Heading1"/>
+        <w:spacing w:before="280" w:after="100"/>
+      </w:pPr>
+      <w:r>
+        <w:rPr>
+          <w:rFonts w:ascii="Georgia" w:hAnsi="Georgia"/>
+          <w:color w:val="17494B"/>
+        </w:rPr>
+        <w:t>L3 · ANS Wiring &amp; Receptors</w:t>
+      </w:r>
+    </w:p>
+    <w:tbl>
+      <w:tblPr>
+        <w:tblStyle w:val="TableGrid"/>
+        <w:tblW w:type="auto" w:w="0"/>
+        <w:jc w:val="center"/>
+        <w:tblLook w:firstColumn="1" w:firstRow="1" w:lastColumn="0" w:lastRow="0" w:noHBand="0" w:noVBand="1" w:val="04A0"/>
+        <w:tblBorders>
+          <w:top w:val="single" w:sz="4" w:space="0" w:color="D8D2D4"/>
+          <w:left w:val="single" w:sz="4" w:space="0" w:color="D8D2D4"/>
+          <w:bottom w:val="single" w:sz="4" w:space="0" w:color="D8D2D4"/>
+          <w:right w:val="single" w:sz="4" w:space="0" w:color="D8D2D4"/>
+          <w:insideH w:val="single" w:sz="4" w:space="0" w:color="D8D2D4"/>
+          <w:insideV w:val="single" w:sz="4" w:space="0" w:color="D8D2D4"/>
+        </w:tblBorders>
+      </w:tblPr>
+      <w:tblGrid>
+        <w:gridCol w:w="5112"/>
+        <w:gridCol w:w="5112"/>
+      </w:tblGrid>
+      <w:tr>
+        <w:tc>
+          <w:tcPr>
+            <w:tcW w:type="dxa" w:w="5112"/>
+            <w:shd w:val="clear" w:color="auto" w:fill="17494B"/>
+          </w:tcPr>
+          <w:p>
+            <w:pPr>
+              <w:spacing w:after="40"/>
+            </w:pPr>
+            <w:r>
+              <w:rPr>
+                <w:b/>
+                <w:color w:val="FFFFFF"/>
+                <w:sz w:val="18"/>
+              </w:rPr>
+            </w:r>
+            <w:r>
+              <w:rPr>
+                <w:b/>
+                <w:i w:val="0"/>
+                <w:color w:val="FFFFFF"/>
+                <w:sz w:val="18"/>
+              </w:rPr>
+              <w:t>Term</w:t>
+            </w:r>
+          </w:p>
+        </w:tc>
+        <w:tc>
+          <w:tcPr>
+            <w:tcW w:type="dxa" w:w="5112"/>
+            <w:shd w:val="clear" w:color="auto" w:fill="17494B"/>
+          </w:tcPr>
+          <w:p>
+            <w:pPr>
+              <w:spacing w:after="40"/>
+            </w:pPr>
+            <w:r>
+              <w:rPr>
+                <w:b/>
+                <w:color w:val="FFFFFF"/>
+                <w:sz w:val="18"/>
+              </w:rPr>
+            </w:r>
+            <w:r>
+              <w:rPr>
+                <w:b/>
+                <w:i w:val="0"/>
+                <w:color w:val="FFFFFF"/>
+                <w:sz w:val="18"/>
+              </w:rPr>
+              <w:t>What you need to know</w:t>
+            </w:r>
+          </w:p>
+        </w:tc>
+      </w:tr>
+      <w:tr>
+        <w:tc>
+          <w:tcPr>
+            <w:tcW w:type="dxa" w:w="5112"/>
+            <w:shd w:val="clear" w:color="auto" w:fill="F1EEEF"/>
+          </w:tcPr>
+          <w:p>
+            <w:pPr>
+              <w:spacing w:after="40"/>
+            </w:pPr>
+            <w:r>
+              <w:rPr>
+                <w:b/>
+                <w:sz w:val="18"/>
+              </w:rPr>
+            </w:r>
+            <w:r>
+              <w:rPr>
+                <w:b/>
+                <w:i w:val="0"/>
+                <w:sz w:val="18"/>
+              </w:rPr>
+              <w:t>The tree</w:t>
+            </w:r>
+          </w:p>
+        </w:tc>
+        <w:tc>
+          <w:tcPr>
+            <w:tcW w:type="dxa" w:w="5112"/>
+          </w:tcPr>
+          <w:p>
+            <w:pPr>
+              <w:spacing w:after="40"/>
+            </w:pPr>
+            <w:r>
+              <w:rPr>
+                <w:sz w:val="18"/>
+              </w:rPr>
+            </w:r>
+            <w:r>
+              <w:rPr>
+                <w:b w:val="0"/>
+                <w:i w:val="0"/>
+                <w:sz w:val="18"/>
+              </w:rPr>
+              <w:t>Nervous system → CENTRAL / PERIPHERAL. Peripheral → AFFERENT / EFFERENT. Efferent → SOMATIC / AUTONOMIC. Autonomic → ENTERIC, PARASYMPATHETIC, SYMPATHETIC.</w:t>
+            </w:r>
+          </w:p>
+        </w:tc>
+      </w:tr>
+      <w:tr>
+        <w:tc>
+          <w:tcPr>
+            <w:tcW w:type="dxa" w:w="5112"/>
+            <w:shd w:val="clear" w:color="auto" w:fill="F1EEEF"/>
+          </w:tcPr>
+          <w:p>
+            <w:pPr>
+              <w:spacing w:after="40"/>
+            </w:pPr>
+            <w:r>
+              <w:rPr>
+                <w:b/>
+                <w:sz w:val="18"/>
+              </w:rPr>
+            </w:r>
+            <w:r>
+              <w:rPr>
+                <w:b/>
+                <w:i w:val="0"/>
+                <w:sz w:val="18"/>
+              </w:rPr>
+              <w:t>Autonomic vs somatic</w:t>
+            </w:r>
+          </w:p>
+        </w:tc>
+        <w:tc>
+          <w:tcPr>
+            <w:tcW w:type="dxa" w:w="5112"/>
+          </w:tcPr>
+          <w:p>
+            <w:pPr>
+              <w:spacing w:after="40"/>
+            </w:pPr>
+            <w:r>
+              <w:rPr>
+                <w:sz w:val="18"/>
+              </w:rPr>
+            </w:r>
+            <w:r>
+              <w:rPr>
+                <w:b w:val="0"/>
+                <w:i w:val="0"/>
+                <w:sz w:val="18"/>
+              </w:rPr>
+              <w:t>Autonomic is TWO NEURONS — PREGANGLIONIC within the CNS, POSTGANGLIONIC from a ganglion, generally NONMYELINATED. The somatic route does not relay that way.</w:t>
+            </w:r>
+          </w:p>
+        </w:tc>
+      </w:tr>
+      <w:tr>
+        <w:tc>
+          <w:tcPr>
+            <w:tcW w:type="dxa" w:w="5112"/>
+            <w:shd w:val="clear" w:color="auto" w:fill="F1EEEF"/>
+          </w:tcPr>
+          <w:p>
+            <w:pPr>
+              <w:spacing w:after="40"/>
+            </w:pPr>
+            <w:r>
+              <w:rPr>
+                <w:b/>
+                <w:sz w:val="18"/>
+              </w:rPr>
+            </w:r>
+            <w:r>
+              <w:rPr>
+                <w:b/>
+                <w:i w:val="0"/>
+                <w:sz w:val="18"/>
+              </w:rPr>
+              <w:t>Enteric</w:t>
+            </w:r>
+          </w:p>
+        </w:tc>
+        <w:tc>
+          <w:tcPr>
+            <w:tcW w:type="dxa" w:w="5112"/>
+          </w:tcPr>
+          <w:p>
+            <w:pPr>
+              <w:spacing w:after="40"/>
+            </w:pPr>
+            <w:r>
+              <w:rPr>
+                <w:sz w:val="18"/>
+              </w:rPr>
+            </w:r>
+            <w:r>
+              <w:rPr>
+                <w:b w:val="0"/>
+                <w:i w:val="0"/>
+                <w:sz w:val="18"/>
+              </w:rPr>
+              <w:t>The BRAIN OF THE GUT — gut, pancreas, gallbladder. FUNCTIONS INDEPENDENTLY of the CNS, modulated by the other two.</w:t>
+            </w:r>
+          </w:p>
+        </w:tc>
+      </w:tr>
+      <w:tr>
+        <w:tc>
+          <w:tcPr>
+            <w:tcW w:type="dxa" w:w="5112"/>
+            <w:shd w:val="clear" w:color="auto" w:fill="F1EEEF"/>
+          </w:tcPr>
+          <w:p>
+            <w:pPr>
+              <w:spacing w:after="40"/>
+            </w:pPr>
+            <w:r>
+              <w:rPr>
+                <w:b/>
+                <w:sz w:val="18"/>
+              </w:rPr>
+            </w:r>
+            <w:r>
+              <w:rPr>
+                <w:b/>
+                <w:i w:val="0"/>
+                <w:sz w:val="18"/>
+              </w:rPr>
+              <w:t>Cholinergic steps</w:t>
+            </w:r>
+          </w:p>
+        </w:tc>
+        <w:tc>
+          <w:tcPr>
+            <w:tcW w:type="dxa" w:w="5112"/>
+          </w:tcPr>
+          <w:p>
+            <w:pPr>
+              <w:spacing w:after="40"/>
+            </w:pPr>
+            <w:r>
+              <w:rPr>
+                <w:sz w:val="18"/>
+              </w:rPr>
+            </w:r>
+            <w:r>
+              <w:rPr>
+                <w:b w:val="0"/>
+                <w:i w:val="0"/>
+                <w:sz w:val="18"/>
+              </w:rPr>
+              <w:t>SIX: synthesis · storage · release · receptor binding · DEGRADATION by acetylcholinesterase · RECYCLING of choline. (Adrenergic has FIVE.)</w:t>
+            </w:r>
+          </w:p>
+        </w:tc>
+      </w:tr>
+      <w:tr>
+        <w:tc>
+          <w:tcPr>
+            <w:tcW w:type="dxa" w:w="5112"/>
+            <w:shd w:val="clear" w:color="auto" w:fill="F1EEEF"/>
+          </w:tcPr>
+          <w:p>
+            <w:pPr>
+              <w:spacing w:after="40"/>
+            </w:pPr>
+            <w:r>
+              <w:rPr>
+                <w:b/>
+                <w:sz w:val="18"/>
+              </w:rPr>
+            </w:r>
+            <w:r>
+              <w:rPr>
+                <w:b/>
+                <w:i w:val="0"/>
+                <w:sz w:val="18"/>
+              </w:rPr>
+              <w:t>Muscarinic subtypes</w:t>
+            </w:r>
+          </w:p>
+        </w:tc>
+        <w:tc>
+          <w:tcPr>
+            <w:tcW w:type="dxa" w:w="5112"/>
+          </w:tcPr>
+          <w:p>
+            <w:pPr>
+              <w:spacing w:after="40"/>
+            </w:pPr>
+            <w:r>
+              <w:rPr>
+                <w:sz w:val="18"/>
+              </w:rPr>
+            </w:r>
+            <w:r>
+              <w:rPr>
+                <w:b w:val="0"/>
+                <w:i w:val="0"/>
+                <w:sz w:val="18"/>
+              </w:rPr>
+              <w:t>Five subclasses, ONLY M1, M2, M3 functionally characterised. M1 neurons + gastric parietal · M2 neurons + CARDIAC + smooth muscle · M3 neurons + BLADDER + exocrine glands.</w:t>
+            </w:r>
+          </w:p>
+        </w:tc>
+      </w:tr>
+      <w:tr>
+        <w:tc>
+          <w:tcPr>
+            <w:tcW w:type="dxa" w:w="5112"/>
+            <w:shd w:val="clear" w:color="auto" w:fill="F1EEEF"/>
+          </w:tcPr>
+          <w:p>
+            <w:pPr>
+              <w:spacing w:after="40"/>
+            </w:pPr>
+            <w:r>
+              <w:rPr>
+                <w:b/>
+                <w:sz w:val="18"/>
+              </w:rPr>
+            </w:r>
+            <w:r>
+              <w:rPr>
+                <w:b/>
+                <w:i w:val="0"/>
+                <w:sz w:val="18"/>
+              </w:rPr>
+              <w:t>Nicotinic receptor</w:t>
+            </w:r>
+          </w:p>
+        </w:tc>
+        <w:tc>
+          <w:tcPr>
+            <w:tcW w:type="dxa" w:w="5112"/>
+          </w:tcPr>
+          <w:p>
+            <w:pPr>
+              <w:spacing w:after="40"/>
+            </w:pPr>
+            <w:r>
+              <w:rPr>
+                <w:sz w:val="18"/>
+              </w:rPr>
+            </w:r>
+            <w:r>
+              <w:rPr>
+                <w:b w:val="0"/>
+                <w:i w:val="0"/>
+                <w:sz w:val="18"/>
+              </w:rPr>
+              <w:t>FIVE SUBUNITS, LIGAND-GATED ION CHANNEL. TWO acetylcholine molecules open it to sodium. CNS, adrenal medulla, ganglia, neuromuscular junction.</w:t>
+            </w:r>
+          </w:p>
+        </w:tc>
+      </w:tr>
+      <w:tr>
+        <w:tc>
+          <w:tcPr>
+            <w:tcW w:type="dxa" w:w="5112"/>
+            <w:shd w:val="clear" w:color="auto" w:fill="F1EEEF"/>
+          </w:tcPr>
+          <w:p>
+            <w:pPr>
+              <w:spacing w:after="40"/>
+            </w:pPr>
+            <w:r>
+              <w:rPr>
+                <w:b/>
+                <w:sz w:val="18"/>
+              </w:rPr>
+            </w:r>
+            <w:r>
+              <w:rPr>
+                <w:b/>
+                <w:i w:val="0"/>
+                <w:sz w:val="18"/>
+              </w:rPr>
+              <w:t>Nicotine's twist</w:t>
+            </w:r>
+          </w:p>
+        </w:tc>
+        <w:tc>
+          <w:tcPr>
+            <w:tcW w:type="dxa" w:w="5112"/>
+          </w:tcPr>
+          <w:p>
+            <w:pPr>
+              <w:spacing w:after="40"/>
+            </w:pPr>
+            <w:r>
+              <w:rPr>
+                <w:sz w:val="18"/>
+              </w:rPr>
+            </w:r>
+            <w:r>
+              <w:rPr>
+                <w:b w:val="0"/>
+                <w:i w:val="0"/>
+                <w:sz w:val="18"/>
+              </w:rPr>
+              <w:t>STIMULATES at low concentration, BLOCKS at high.</w:t>
+            </w:r>
+          </w:p>
+        </w:tc>
+      </w:tr>
+      <w:tr>
+        <w:tc>
+          <w:tcPr>
+            <w:tcW w:type="dxa" w:w="5112"/>
+            <w:shd w:val="clear" w:color="auto" w:fill="F1EEEF"/>
+          </w:tcPr>
+          <w:p>
+            <w:pPr>
+              <w:spacing w:after="40"/>
+            </w:pPr>
+            <w:r>
+              <w:rPr>
+                <w:b/>
+                <w:sz w:val="18"/>
+              </w:rPr>
+            </w:r>
+            <w:r>
+              <w:rPr>
+                <w:b/>
+                <w:i w:val="0"/>
+                <w:sz w:val="18"/>
+              </w:rPr>
+              <w:t>Alpha vs beta location</w:t>
+            </w:r>
+          </w:p>
+        </w:tc>
+        <w:tc>
+          <w:tcPr>
+            <w:tcW w:type="dxa" w:w="5112"/>
+          </w:tcPr>
+          <w:p>
+            <w:pPr>
+              <w:spacing w:after="40"/>
+            </w:pPr>
+            <w:r>
+              <w:rPr>
+                <w:sz w:val="18"/>
+              </w:rPr>
+            </w:r>
+            <w:r>
+              <w:rPr>
+                <w:b w:val="0"/>
+                <w:i w:val="0"/>
+                <w:sz w:val="18"/>
+              </w:rPr>
+              <w:t>ALPHA-1 POSTSYNAPTIC on the effector organ. ALPHA-2 PRESYNAPTIC on nerve endings.</w:t>
+            </w:r>
+          </w:p>
+        </w:tc>
+      </w:tr>
+      <w:tr>
+        <w:tc>
+          <w:tcPr>
+            <w:tcW w:type="dxa" w:w="5112"/>
+            <w:shd w:val="clear" w:color="auto" w:fill="F1EEEF"/>
+          </w:tcPr>
+          <w:p>
+            <w:pPr>
+              <w:spacing w:after="40"/>
+            </w:pPr>
+            <w:r>
+              <w:rPr>
+                <w:b/>
+                <w:sz w:val="18"/>
+              </w:rPr>
+            </w:r>
+            <w:r>
+              <w:rPr>
+                <w:b/>
+                <w:i w:val="0"/>
+                <w:sz w:val="18"/>
+              </w:rPr>
+              <w:t>Potency orders</w:t>
+            </w:r>
+          </w:p>
+        </w:tc>
+        <w:tc>
+          <w:tcPr>
+            <w:tcW w:type="dxa" w:w="5112"/>
+          </w:tcPr>
+          <w:p>
+            <w:pPr>
+              <w:spacing w:after="40"/>
+            </w:pPr>
+            <w:r>
+              <w:rPr>
+                <w:sz w:val="18"/>
+              </w:rPr>
+            </w:r>
+            <w:r>
+              <w:rPr>
+                <w:b w:val="0"/>
+                <w:i w:val="0"/>
+                <w:sz w:val="18"/>
+              </w:rPr>
+              <w:t>ALPHA: epinephrine ≥ norepinephrine &gt;&gt; isoproterenol. BETA: isoproterenol &gt; epinephrine &gt; norepinephrine.</w:t>
+            </w:r>
+          </w:p>
+        </w:tc>
+      </w:tr>
+      <w:tr>
+        <w:tc>
+          <w:tcPr>
+            <w:tcW w:type="dxa" w:w="5112"/>
+            <w:shd w:val="clear" w:color="auto" w:fill="F1EEEF"/>
+          </w:tcPr>
+          <w:p>
+            <w:pPr>
+              <w:spacing w:after="40"/>
+            </w:pPr>
+            <w:r>
+              <w:rPr>
+                <w:b/>
+                <w:sz w:val="18"/>
+              </w:rPr>
+            </w:r>
+            <w:r>
+              <w:rPr>
+                <w:b/>
+                <w:i w:val="0"/>
+                <w:sz w:val="18"/>
+              </w:rPr>
+              <w:t>Catecholamine breakdown</w:t>
+            </w:r>
+          </w:p>
+        </w:tc>
+        <w:tc>
+          <w:tcPr>
+            <w:tcW w:type="dxa" w:w="5112"/>
+          </w:tcPr>
+          <w:p>
+            <w:pPr>
+              <w:spacing w:after="40"/>
+            </w:pPr>
+            <w:r>
+              <w:rPr>
+                <w:sz w:val="18"/>
+              </w:rPr>
+            </w:r>
+            <w:r>
+              <w:rPr>
+                <w:b w:val="0"/>
+                <w:i w:val="0"/>
+                <w:sz w:val="18"/>
+              </w:rPr>
+              <w:t>COMT postsynaptically, MAO within the neuron. Noncatecholamines escape both — longer acting, more CNS penetration.</w:t>
+            </w:r>
+          </w:p>
+        </w:tc>
+      </w:tr>
+    </w:tbl>
+    <w:p>
+      <w:pPr>
+        <w:spacing w:after="80"/>
+      </w:pPr>
+    </w:p>
+    <w:p>
+      <w:pPr>
+        <w:pStyle w:val="Heading1"/>
+        <w:spacing w:before="280" w:after="100"/>
+      </w:pPr>
+      <w:r>
+        <w:rPr>
+          <w:rFonts w:ascii="Georgia" w:hAnsi="Georgia"/>
+          <w:color w:val="17494B"/>
+        </w:rPr>
+        <w:t>L3 · Predicting Effects</w:t>
+      </w:r>
+    </w:p>
+    <w:tbl>
+      <w:tblPr>
+        <w:tblStyle w:val="TableGrid"/>
+        <w:tblW w:type="auto" w:w="0"/>
+        <w:jc w:val="center"/>
+        <w:tblLook w:firstColumn="1" w:firstRow="1" w:lastColumn="0" w:lastRow="0" w:noHBand="0" w:noVBand="1" w:val="04A0"/>
+        <w:tblBorders>
+          <w:top w:val="single" w:sz="4" w:space="0" w:color="D8D2D4"/>
+          <w:left w:val="single" w:sz="4" w:space="0" w:color="D8D2D4"/>
+          <w:bottom w:val="single" w:sz="4" w:space="0" w:color="D8D2D4"/>
+          <w:right w:val="single" w:sz="4" w:space="0" w:color="D8D2D4"/>
+          <w:insideH w:val="single" w:sz="4" w:space="0" w:color="D8D2D4"/>
+          <w:insideV w:val="single" w:sz="4" w:space="0" w:color="D8D2D4"/>
+        </w:tblBorders>
+      </w:tblPr>
+      <w:tblGrid>
+        <w:gridCol w:w="5112"/>
+        <w:gridCol w:w="5112"/>
+      </w:tblGrid>
+      <w:tr>
+        <w:tc>
+          <w:tcPr>
+            <w:tcW w:type="dxa" w:w="5112"/>
+            <w:shd w:val="clear" w:color="auto" w:fill="17494B"/>
+          </w:tcPr>
+          <w:p>
+            <w:pPr>
+              <w:spacing w:after="40"/>
+            </w:pPr>
+            <w:r>
+              <w:rPr>
+                <w:b/>
+                <w:color w:val="FFFFFF"/>
+                <w:sz w:val="18"/>
+              </w:rPr>
+            </w:r>
+            <w:r>
+              <w:rPr>
+                <w:b/>
+                <w:i w:val="0"/>
+                <w:color w:val="FFFFFF"/>
+                <w:sz w:val="18"/>
+              </w:rPr>
+              <w:t>Term</w:t>
+            </w:r>
+          </w:p>
+        </w:tc>
+        <w:tc>
+          <w:tcPr>
+            <w:tcW w:type="dxa" w:w="5112"/>
+            <w:shd w:val="clear" w:color="auto" w:fill="17494B"/>
+          </w:tcPr>
+          <w:p>
+            <w:pPr>
+              <w:spacing w:after="40"/>
+            </w:pPr>
+            <w:r>
+              <w:rPr>
+                <w:b/>
+                <w:color w:val="FFFFFF"/>
+                <w:sz w:val="18"/>
+              </w:rPr>
+            </w:r>
+            <w:r>
+              <w:rPr>
+                <w:b/>
+                <w:i w:val="0"/>
+                <w:color w:val="FFFFFF"/>
+                <w:sz w:val="18"/>
+              </w:rPr>
+              <w:t>What you need to know</w:t>
+            </w:r>
+          </w:p>
+        </w:tc>
+      </w:tr>
+      <w:tr>
+        <w:tc>
+          <w:tcPr>
+            <w:tcW w:type="dxa" w:w="5112"/>
+            <w:shd w:val="clear" w:color="auto" w:fill="F1EEEF"/>
+          </w:tcPr>
+          <w:p>
+            <w:pPr>
+              <w:spacing w:after="40"/>
+            </w:pPr>
+            <w:r>
+              <w:rPr>
+                <w:b/>
+                <w:sz w:val="18"/>
+              </w:rPr>
+            </w:r>
+            <w:r>
+              <w:rPr>
+                <w:b/>
+                <w:i w:val="0"/>
+                <w:sz w:val="18"/>
+              </w:rPr>
+              <w:t>Muscarinic — DUMBBELS</w:t>
+            </w:r>
+          </w:p>
+        </w:tc>
+        <w:tc>
+          <w:tcPr>
+            <w:tcW w:type="dxa" w:w="5112"/>
+          </w:tcPr>
+          <w:p>
+            <w:pPr>
+              <w:spacing w:after="40"/>
+            </w:pPr>
+            <w:r>
+              <w:rPr>
+                <w:sz w:val="18"/>
+              </w:rPr>
+            </w:r>
+            <w:r>
+              <w:rPr>
+                <w:b w:val="0"/>
+                <w:i w:val="0"/>
+                <w:sz w:val="18"/>
+              </w:rPr>
+              <w:t>Defecation · Urination · Miosis · Bradycardia · Bronchorrhoea · Bronchospasm · Emesis · Lacrimation · Salivation.</w:t>
+            </w:r>
+          </w:p>
+        </w:tc>
+      </w:tr>
+      <w:tr>
+        <w:tc>
+          <w:tcPr>
+            <w:tcW w:type="dxa" w:w="5112"/>
+            <w:shd w:val="clear" w:color="auto" w:fill="F1EEEF"/>
+          </w:tcPr>
+          <w:p>
+            <w:pPr>
+              <w:spacing w:after="40"/>
+            </w:pPr>
+            <w:r>
+              <w:rPr>
+                <w:b/>
+                <w:sz w:val="18"/>
+              </w:rPr>
+            </w:r>
+            <w:r>
+              <w:rPr>
+                <w:b/>
+                <w:i w:val="0"/>
+                <w:sz w:val="18"/>
+              </w:rPr>
+              <w:t>Nicotinic — MTWHF</w:t>
+            </w:r>
+          </w:p>
+        </w:tc>
+        <w:tc>
+          <w:tcPr>
+            <w:tcW w:type="dxa" w:w="5112"/>
+          </w:tcPr>
+          <w:p>
+            <w:pPr>
+              <w:spacing w:after="40"/>
+            </w:pPr>
+            <w:r>
+              <w:rPr>
+                <w:sz w:val="18"/>
+              </w:rPr>
+            </w:r>
+            <w:r>
+              <w:rPr>
+                <w:b w:val="0"/>
+                <w:i w:val="0"/>
+                <w:sz w:val="18"/>
+              </w:rPr>
+              <w:t>Mydriasis · Tachycardia · Weakness · Hypertension · Fasciculations.</w:t>
+            </w:r>
+          </w:p>
+        </w:tc>
+      </w:tr>
+      <w:tr>
+        <w:tc>
+          <w:tcPr>
+            <w:tcW w:type="dxa" w:w="5112"/>
+            <w:shd w:val="clear" w:color="auto" w:fill="F1EEEF"/>
+          </w:tcPr>
+          <w:p>
+            <w:pPr>
+              <w:spacing w:after="40"/>
+            </w:pPr>
+            <w:r>
+              <w:rPr>
+                <w:b/>
+                <w:sz w:val="18"/>
+              </w:rPr>
+            </w:r>
+            <w:r>
+              <w:rPr>
+                <w:b/>
+                <w:i w:val="0"/>
+                <w:sz w:val="18"/>
+              </w:rPr>
+              <w:t>Anticholinergic</w:t>
+            </w:r>
+          </w:p>
+        </w:tc>
+        <w:tc>
+          <w:tcPr>
+            <w:tcW w:type="dxa" w:w="5112"/>
+          </w:tcPr>
+          <w:p>
+            <w:pPr>
+              <w:spacing w:after="40"/>
+            </w:pPr>
+            <w:r>
+              <w:rPr>
+                <w:sz w:val="18"/>
+              </w:rPr>
+            </w:r>
+            <w:r>
+              <w:rPr>
+                <w:b w:val="0"/>
+                <w:i w:val="0"/>
+                <w:sz w:val="18"/>
+              </w:rPr>
+              <w:t>Mad as a hatter · Blind as a bat · Red as a beet · Dry as a bone · Hot as Hades. Plus constipation, urinary retention, TACHYCARDIA.</w:t>
+            </w:r>
+          </w:p>
+        </w:tc>
+      </w:tr>
+      <w:tr>
+        <w:tc>
+          <w:tcPr>
+            <w:tcW w:type="dxa" w:w="5112"/>
+            <w:shd w:val="clear" w:color="auto" w:fill="F1EEEF"/>
+          </w:tcPr>
+          <w:p>
+            <w:pPr>
+              <w:spacing w:after="40"/>
+            </w:pPr>
+            <w:r>
+              <w:rPr>
+                <w:b/>
+                <w:sz w:val="18"/>
+              </w:rPr>
+            </w:r>
+            <w:r>
+              <w:rPr>
+                <w:b/>
+                <w:i w:val="0"/>
+                <w:sz w:val="18"/>
+              </w:rPr>
+              <w:t>How to tell them apart</w:t>
+            </w:r>
+          </w:p>
+        </w:tc>
+        <w:tc>
+          <w:tcPr>
+            <w:tcW w:type="dxa" w:w="5112"/>
+          </w:tcPr>
+          <w:p>
+            <w:pPr>
+              <w:spacing w:after="40"/>
+            </w:pPr>
+            <w:r>
+              <w:rPr>
+                <w:sz w:val="18"/>
+              </w:rPr>
+            </w:r>
+            <w:r>
+              <w:rPr>
+                <w:b w:val="0"/>
+                <w:i w:val="0"/>
+                <w:sz w:val="18"/>
+              </w:rPr>
+              <w:t>PUPIL AND HEART FIRST: muscarinic is SMALL pupil, SLOW heart. Nicotinic and anticholinergic are both BIG pupil, FAST heart. Then WET vs DRY separates those two.</w:t>
+            </w:r>
+          </w:p>
+        </w:tc>
+      </w:tr>
+      <w:tr>
+        <w:tc>
+          <w:tcPr>
+            <w:tcW w:type="dxa" w:w="5112"/>
+            <w:shd w:val="clear" w:color="auto" w:fill="F1EEEF"/>
+          </w:tcPr>
+          <w:p>
+            <w:pPr>
+              <w:spacing w:after="40"/>
+            </w:pPr>
+            <w:r>
+              <w:rPr>
+                <w:b/>
+                <w:sz w:val="18"/>
+              </w:rPr>
+            </w:r>
+            <w:r>
+              <w:rPr>
+                <w:b/>
+                <w:i w:val="0"/>
+                <w:sz w:val="18"/>
+              </w:rPr>
+              <w:t>Ganglionic blockade</w:t>
+            </w:r>
+          </w:p>
+        </w:tc>
+        <w:tc>
+          <w:tcPr>
+            <w:tcW w:type="dxa" w:w="5112"/>
+          </w:tcPr>
+          <w:p>
+            <w:pPr>
+              <w:spacing w:after="40"/>
+            </w:pPr>
+            <w:r>
+              <w:rPr>
+                <w:sz w:val="18"/>
+              </w:rPr>
+            </w:r>
+            <w:r>
+              <w:rPr>
+                <w:b w:val="0"/>
+                <w:i w:val="0"/>
+                <w:sz w:val="18"/>
+              </w:rPr>
+              <w:t>Blocks the ENTIRE autonomic output at nicotinic receptors. Vasodilation, plus atony of bladder and gut, cycloplegia, xerostomia, tachycardia.</w:t>
+            </w:r>
+          </w:p>
+        </w:tc>
+      </w:tr>
+    </w:tbl>
+    <w:p>
+      <w:pPr>
+        <w:spacing w:after="80"/>
+      </w:pPr>
+    </w:p>
+    <w:p>
+      <w:pPr>
+        <w:pStyle w:val="Heading1"/>
+        <w:spacing w:before="280" w:after="100"/>
+      </w:pPr>
+      <w:r>
+        <w:rPr>
+          <w:rFonts w:ascii="Georgia" w:hAnsi="Georgia"/>
+          <w:color w:val="17494B"/>
+        </w:rPr>
+        <w:t>L3 · Cholinergic Drugs</w:t>
+      </w:r>
+    </w:p>
+    <w:tbl>
+      <w:tblPr>
+        <w:tblStyle w:val="TableGrid"/>
+        <w:tblW w:type="auto" w:w="0"/>
+        <w:jc w:val="center"/>
+        <w:tblLook w:firstColumn="1" w:firstRow="1" w:lastColumn="0" w:lastRow="0" w:noHBand="0" w:noVBand="1" w:val="04A0"/>
+        <w:tblBorders>
+          <w:top w:val="single" w:sz="4" w:space="0" w:color="D8D2D4"/>
+          <w:left w:val="single" w:sz="4" w:space="0" w:color="D8D2D4"/>
+          <w:bottom w:val="single" w:sz="4" w:space="0" w:color="D8D2D4"/>
+          <w:right w:val="single" w:sz="4" w:space="0" w:color="D8D2D4"/>
+          <w:insideH w:val="single" w:sz="4" w:space="0" w:color="D8D2D4"/>
+          <w:insideV w:val="single" w:sz="4" w:space="0" w:color="D8D2D4"/>
+        </w:tblBorders>
+      </w:tblPr>
+      <w:tblGrid>
+        <w:gridCol w:w="5112"/>
+        <w:gridCol w:w="5112"/>
+      </w:tblGrid>
+      <w:tr>
+        <w:tc>
+          <w:tcPr>
+            <w:tcW w:type="dxa" w:w="5112"/>
+            <w:shd w:val="clear" w:color="auto" w:fill="17494B"/>
+          </w:tcPr>
+          <w:p>
+            <w:pPr>
+              <w:spacing w:after="40"/>
+            </w:pPr>
+            <w:r>
+              <w:rPr>
+                <w:b/>
+                <w:color w:val="FFFFFF"/>
+                <w:sz w:val="18"/>
+              </w:rPr>
+            </w:r>
+            <w:r>
+              <w:rPr>
+                <w:b/>
+                <w:i w:val="0"/>
+                <w:color w:val="FFFFFF"/>
+                <w:sz w:val="18"/>
+              </w:rPr>
+              <w:t>Term</w:t>
+            </w:r>
+          </w:p>
+        </w:tc>
+        <w:tc>
+          <w:tcPr>
+            <w:tcW w:type="dxa" w:w="5112"/>
+            <w:shd w:val="clear" w:color="auto" w:fill="17494B"/>
+          </w:tcPr>
+          <w:p>
+            <w:pPr>
+              <w:spacing w:after="40"/>
+            </w:pPr>
+            <w:r>
+              <w:rPr>
+                <w:b/>
+                <w:color w:val="FFFFFF"/>
+                <w:sz w:val="18"/>
+              </w:rPr>
+            </w:r>
+            <w:r>
+              <w:rPr>
+                <w:b/>
+                <w:i w:val="0"/>
+                <w:color w:val="FFFFFF"/>
+                <w:sz w:val="18"/>
+              </w:rPr>
+              <w:t>What you need to know</w:t>
+            </w:r>
+          </w:p>
+        </w:tc>
+      </w:tr>
+      <w:tr>
+        <w:tc>
+          <w:tcPr>
+            <w:tcW w:type="dxa" w:w="5112"/>
+            <w:shd w:val="clear" w:color="auto" w:fill="F1EEEF"/>
+          </w:tcPr>
+          <w:p>
+            <w:pPr>
+              <w:spacing w:after="40"/>
+            </w:pPr>
+            <w:r>
+              <w:rPr>
+                <w:b/>
+                <w:sz w:val="18"/>
+              </w:rPr>
+            </w:r>
+            <w:r>
+              <w:rPr>
+                <w:b/>
+                <w:i w:val="0"/>
+                <w:sz w:val="18"/>
+              </w:rPr>
+              <w:t>Direct vs indirect</w:t>
+            </w:r>
+          </w:p>
+        </w:tc>
+        <w:tc>
+          <w:tcPr>
+            <w:tcW w:type="dxa" w:w="5112"/>
+          </w:tcPr>
+          <w:p>
+            <w:pPr>
+              <w:spacing w:after="40"/>
+            </w:pPr>
+            <w:r>
+              <w:rPr>
+                <w:sz w:val="18"/>
+              </w:rPr>
+            </w:r>
+            <w:r>
+              <w:rPr>
+                <w:b w:val="0"/>
+                <w:i w:val="0"/>
+                <w:sz w:val="18"/>
+              </w:rPr>
+              <w:t>DIRECT bind the receptor (choline esters, pilocarpine). INDIRECT = ANTICHOLINESTERASES, raising acetylcholine.</w:t>
+            </w:r>
+          </w:p>
+        </w:tc>
+      </w:tr>
+      <w:tr>
+        <w:tc>
+          <w:tcPr>
+            <w:tcW w:type="dxa" w:w="5112"/>
+            <w:shd w:val="clear" w:color="auto" w:fill="F1EEEF"/>
+          </w:tcPr>
+          <w:p>
+            <w:pPr>
+              <w:spacing w:after="40"/>
+            </w:pPr>
+            <w:r>
+              <w:rPr>
+                <w:b/>
+                <w:sz w:val="18"/>
+              </w:rPr>
+            </w:r>
+            <w:r>
+              <w:rPr>
+                <w:b/>
+                <w:i w:val="0"/>
+                <w:sz w:val="18"/>
+              </w:rPr>
+              <w:t>Bethanechol</w:t>
+            </w:r>
+          </w:p>
+        </w:tc>
+        <w:tc>
+          <w:tcPr>
+            <w:tcW w:type="dxa" w:w="5112"/>
+          </w:tcPr>
+          <w:p>
+            <w:pPr>
+              <w:spacing w:after="40"/>
+            </w:pPr>
+            <w:r>
+              <w:rPr>
+                <w:sz w:val="18"/>
+              </w:rPr>
+            </w:r>
+            <w:r>
+              <w:rPr>
+                <w:b w:val="0"/>
+                <w:i w:val="0"/>
+                <w:sz w:val="18"/>
+              </w:rPr>
+              <w:t>Resists acetylcholinesterase, MUSCARINIC ONLY. Stimulates DETRUSOR, relaxes trigone and sphincter → urinary retention.</w:t>
+            </w:r>
+          </w:p>
+        </w:tc>
+      </w:tr>
+      <w:tr>
+        <w:tc>
+          <w:tcPr>
+            <w:tcW w:type="dxa" w:w="5112"/>
+            <w:shd w:val="clear" w:color="auto" w:fill="F1EEEF"/>
+          </w:tcPr>
+          <w:p>
+            <w:pPr>
+              <w:spacing w:after="40"/>
+            </w:pPr>
+            <w:r>
+              <w:rPr>
+                <w:b/>
+                <w:sz w:val="18"/>
+              </w:rPr>
+            </w:r>
+            <w:r>
+              <w:rPr>
+                <w:b/>
+                <w:i w:val="0"/>
+                <w:sz w:val="18"/>
+              </w:rPr>
+              <w:t>Pilocarpine</w:t>
+            </w:r>
+          </w:p>
+        </w:tc>
+        <w:tc>
+          <w:tcPr>
+            <w:tcW w:type="dxa" w:w="5112"/>
+          </w:tcPr>
+          <w:p>
+            <w:pPr>
+              <w:spacing w:after="40"/>
+            </w:pPr>
+            <w:r>
+              <w:rPr>
+                <w:sz w:val="18"/>
+              </w:rPr>
+            </w:r>
+            <w:r>
+              <w:rPr>
+                <w:b w:val="0"/>
+                <w:i w:val="0"/>
+                <w:sz w:val="18"/>
+              </w:rPr>
+              <w:t>Miosis + ciliary contraction → GLAUCOMA. Also XEROSTOMIA.</w:t>
+            </w:r>
+          </w:p>
+        </w:tc>
+      </w:tr>
+      <w:tr>
+        <w:tc>
+          <w:tcPr>
+            <w:tcW w:type="dxa" w:w="5112"/>
+            <w:shd w:val="clear" w:color="auto" w:fill="F1EEEF"/>
+          </w:tcPr>
+          <w:p>
+            <w:pPr>
+              <w:spacing w:after="40"/>
+            </w:pPr>
+            <w:r>
+              <w:rPr>
+                <w:b/>
+                <w:sz w:val="18"/>
+              </w:rPr>
+            </w:r>
+            <w:r>
+              <w:rPr>
+                <w:b/>
+                <w:i w:val="0"/>
+                <w:sz w:val="18"/>
+              </w:rPr>
+              <w:t>Edrophonium vs pyridostigmine</w:t>
+            </w:r>
+          </w:p>
+        </w:tc>
+        <w:tc>
+          <w:tcPr>
+            <w:tcW w:type="dxa" w:w="5112"/>
+          </w:tcPr>
+          <w:p>
+            <w:pPr>
+              <w:spacing w:after="40"/>
+            </w:pPr>
+            <w:r>
+              <w:rPr>
+                <w:sz w:val="18"/>
+              </w:rPr>
+            </w:r>
+            <w:r>
+              <w:rPr>
+                <w:b w:val="0"/>
+                <w:i w:val="0"/>
+                <w:sz w:val="18"/>
+              </w:rPr>
+              <w:t>EDROPHONIUM short acting — DIAGNOSING myasthenia gravis. PYRIDOSTIGMINE — CHRONIC MANAGEMENT.</w:t>
+            </w:r>
+          </w:p>
+        </w:tc>
+      </w:tr>
+      <w:tr>
+        <w:tc>
+          <w:tcPr>
+            <w:tcW w:type="dxa" w:w="5112"/>
+            <w:shd w:val="clear" w:color="auto" w:fill="F1EEEF"/>
+          </w:tcPr>
+          <w:p>
+            <w:pPr>
+              <w:spacing w:after="40"/>
+            </w:pPr>
+            <w:r>
+              <w:rPr>
+                <w:b/>
+                <w:sz w:val="18"/>
+              </w:rPr>
+            </w:r>
+            <w:r>
+              <w:rPr>
+                <w:b/>
+                <w:i w:val="0"/>
+                <w:sz w:val="18"/>
+              </w:rPr>
+              <w:t>Physostigmine</w:t>
+            </w:r>
+          </w:p>
+        </w:tc>
+        <w:tc>
+          <w:tcPr>
+            <w:tcW w:type="dxa" w:w="5112"/>
+          </w:tcPr>
+          <w:p>
+            <w:pPr>
+              <w:spacing w:after="40"/>
+            </w:pPr>
+            <w:r>
+              <w:rPr>
+                <w:sz w:val="18"/>
+              </w:rPr>
+            </w:r>
+            <w:r>
+              <w:rPr>
+                <w:b w:val="0"/>
+                <w:i w:val="0"/>
+                <w:sz w:val="18"/>
+              </w:rPr>
+              <w:t>ENTERS THE BRAIN. Antidote for ANTICHOLINERGIC OVERDOSE.</w:t>
+            </w:r>
+          </w:p>
+        </w:tc>
+      </w:tr>
+      <w:tr>
+        <w:tc>
+          <w:tcPr>
+            <w:tcW w:type="dxa" w:w="5112"/>
+            <w:shd w:val="clear" w:color="auto" w:fill="F1EEEF"/>
+          </w:tcPr>
+          <w:p>
+            <w:pPr>
+              <w:spacing w:after="40"/>
+            </w:pPr>
+            <w:r>
+              <w:rPr>
+                <w:b/>
+                <w:sz w:val="18"/>
+              </w:rPr>
+            </w:r>
+            <w:r>
+              <w:rPr>
+                <w:b/>
+                <w:i w:val="0"/>
+                <w:sz w:val="18"/>
+              </w:rPr>
+              <w:t>Neostigmine</w:t>
+            </w:r>
+          </w:p>
+        </w:tc>
+        <w:tc>
+          <w:tcPr>
+            <w:tcW w:type="dxa" w:w="5112"/>
+          </w:tcPr>
+          <w:p>
+            <w:pPr>
+              <w:spacing w:after="40"/>
+            </w:pPr>
+            <w:r>
+              <w:rPr>
+                <w:sz w:val="18"/>
+              </w:rPr>
+            </w:r>
+            <w:r>
+              <w:rPr>
+                <w:b w:val="0"/>
+                <w:i w:val="0"/>
+                <w:sz w:val="18"/>
+              </w:rPr>
+              <w:t>Does NOT enter the brain. Bladder and gut, reversing blockade, myasthenia gravis.</w:t>
+            </w:r>
+          </w:p>
+        </w:tc>
+      </w:tr>
+      <w:tr>
+        <w:tc>
+          <w:tcPr>
+            <w:tcW w:type="dxa" w:w="5112"/>
+            <w:shd w:val="clear" w:color="auto" w:fill="F1EEEF"/>
+          </w:tcPr>
+          <w:p>
+            <w:pPr>
+              <w:spacing w:after="40"/>
+            </w:pPr>
+            <w:r>
+              <w:rPr>
+                <w:b/>
+                <w:sz w:val="18"/>
+              </w:rPr>
+            </w:r>
+            <w:r>
+              <w:rPr>
+                <w:b/>
+                <w:i w:val="0"/>
+                <w:sz w:val="18"/>
+              </w:rPr>
+              <w:t>Alzheimer agents</w:t>
+            </w:r>
+          </w:p>
+        </w:tc>
+        <w:tc>
+          <w:tcPr>
+            <w:tcW w:type="dxa" w:w="5112"/>
+          </w:tcPr>
+          <w:p>
+            <w:pPr>
+              <w:spacing w:after="40"/>
+            </w:pPr>
+            <w:r>
+              <w:rPr>
+                <w:sz w:val="18"/>
+              </w:rPr>
+            </w:r>
+            <w:r>
+              <w:rPr>
+                <w:b w:val="0"/>
+                <w:i w:val="0"/>
+                <w:sz w:val="18"/>
+              </w:rPr>
+              <w:t>DONEPEZIL · RIVASTIGMINE · GALANTAMINE. Deficiency of CENTRAL cholinergic neurons.</w:t>
+            </w:r>
+          </w:p>
+        </w:tc>
+      </w:tr>
+      <w:tr>
+        <w:tc>
+          <w:tcPr>
+            <w:tcW w:type="dxa" w:w="5112"/>
+            <w:shd w:val="clear" w:color="auto" w:fill="F1EEEF"/>
+          </w:tcPr>
+          <w:p>
+            <w:pPr>
+              <w:spacing w:after="40"/>
+            </w:pPr>
+            <w:r>
+              <w:rPr>
+                <w:b/>
+                <w:sz w:val="18"/>
+              </w:rPr>
+            </w:r>
+            <w:r>
+              <w:rPr>
+                <w:b/>
+                <w:i w:val="0"/>
+                <w:sz w:val="18"/>
+              </w:rPr>
+              <w:t>Poisoning, both ways</w:t>
+            </w:r>
+          </w:p>
+        </w:tc>
+        <w:tc>
+          <w:tcPr>
+            <w:tcW w:type="dxa" w:w="5112"/>
+          </w:tcPr>
+          <w:p>
+            <w:pPr>
+              <w:spacing w:after="40"/>
+            </w:pPr>
+            <w:r>
+              <w:rPr>
+                <w:sz w:val="18"/>
+              </w:rPr>
+            </w:r>
+            <w:r>
+              <w:rPr>
+                <w:b w:val="0"/>
+                <w:i w:val="0"/>
+                <w:sz w:val="18"/>
+              </w:rPr>
+              <w:t>INSECTICIDE (anticholinesterase) → ATROPINE + PRALIDOXIME. ANTICHOLINERGIC overdose → PHYSOSTIGMINE. Getting the direction wrong doubles the poisoning.</w:t>
+            </w:r>
+          </w:p>
+        </w:tc>
+      </w:tr>
+      <w:tr>
+        <w:tc>
+          <w:tcPr>
+            <w:tcW w:type="dxa" w:w="5112"/>
+            <w:shd w:val="clear" w:color="auto" w:fill="F1EEEF"/>
+          </w:tcPr>
+          <w:p>
+            <w:pPr>
+              <w:spacing w:after="40"/>
+            </w:pPr>
+            <w:r>
+              <w:rPr>
+                <w:b/>
+                <w:sz w:val="18"/>
+              </w:rPr>
+            </w:r>
+            <w:r>
+              <w:rPr>
+                <w:b/>
+                <w:i w:val="0"/>
+                <w:sz w:val="18"/>
+              </w:rPr>
+              <w:t>Pralidoxime limits</w:t>
+            </w:r>
+          </w:p>
+        </w:tc>
+        <w:tc>
+          <w:tcPr>
+            <w:tcW w:type="dxa" w:w="5112"/>
+          </w:tcPr>
+          <w:p>
+            <w:pPr>
+              <w:spacing w:after="40"/>
+            </w:pPr>
+            <w:r>
+              <w:rPr>
+                <w:sz w:val="18"/>
+              </w:rPr>
+            </w:r>
+            <w:r>
+              <w:rPr>
+                <w:b w:val="0"/>
+                <w:i w:val="0"/>
+                <w:sz w:val="18"/>
+              </w:rPr>
+              <w:t>Does NOT enter the brain. CANNOT overcome reversible inhibitors such as physostigmine.</w:t>
+            </w:r>
+          </w:p>
+        </w:tc>
+      </w:tr>
+      <w:tr>
+        <w:tc>
+          <w:tcPr>
+            <w:tcW w:type="dxa" w:w="5112"/>
+            <w:shd w:val="clear" w:color="auto" w:fill="F1EEEF"/>
+          </w:tcPr>
+          <w:p>
+            <w:pPr>
+              <w:spacing w:after="40"/>
+            </w:pPr>
+            <w:r>
+              <w:rPr>
+                <w:b/>
+                <w:sz w:val="18"/>
+              </w:rPr>
+            </w:r>
+            <w:r>
+              <w:rPr>
+                <w:b/>
+                <w:i w:val="0"/>
+                <w:sz w:val="18"/>
+              </w:rPr>
+              <w:t>Atropine</w:t>
+            </w:r>
+          </w:p>
+        </w:tc>
+        <w:tc>
+          <w:tcPr>
+            <w:tcW w:type="dxa" w:w="5112"/>
+          </w:tcPr>
+          <w:p>
+            <w:pPr>
+              <w:spacing w:after="40"/>
+            </w:pPr>
+            <w:r>
+              <w:rPr>
+                <w:sz w:val="18"/>
+              </w:rPr>
+            </w:r>
+            <w:r>
+              <w:rPr>
+                <w:b w:val="0"/>
+                <w:i w:val="0"/>
+                <w:sz w:val="18"/>
+              </w:rPr>
+              <w:t>Persistent MYDRIASIS + CYCLOPLEGIA. BRADYCARDIA at low dose, TACHYCARDIA at higher. Greatest inhibition on bronchial tissue, sweat, saliva.</w:t>
+            </w:r>
+          </w:p>
+        </w:tc>
+      </w:tr>
+      <w:tr>
+        <w:tc>
+          <w:tcPr>
+            <w:tcW w:type="dxa" w:w="5112"/>
+            <w:shd w:val="clear" w:color="auto" w:fill="F1EEEF"/>
+          </w:tcPr>
+          <w:p>
+            <w:pPr>
+              <w:spacing w:after="40"/>
+            </w:pPr>
+            <w:r>
+              <w:rPr>
+                <w:b/>
+                <w:sz w:val="18"/>
+              </w:rPr>
+            </w:r>
+            <w:r>
+              <w:rPr>
+                <w:b/>
+                <w:i w:val="0"/>
+                <w:sz w:val="18"/>
+              </w:rPr>
+              <w:t>Scopolamine</w:t>
+            </w:r>
+          </w:p>
+        </w:tc>
+        <w:tc>
+          <w:tcPr>
+            <w:tcW w:type="dxa" w:w="5112"/>
+          </w:tcPr>
+          <w:p>
+            <w:pPr>
+              <w:spacing w:after="40"/>
+            </w:pPr>
+            <w:r>
+              <w:rPr>
+                <w:sz w:val="18"/>
+              </w:rPr>
+            </w:r>
+            <w:r>
+              <w:rPr>
+                <w:b w:val="0"/>
+                <w:i w:val="0"/>
+                <w:sz w:val="18"/>
+              </w:rPr>
+              <w:t>Greater CENTRAL action — MOTION SICKNESS, blocks SHORT-TERM MEMORY. Patch: WASH HANDS or you blur your vision.</w:t>
+            </w:r>
+          </w:p>
+        </w:tc>
+      </w:tr>
+      <w:tr>
+        <w:tc>
+          <w:tcPr>
+            <w:tcW w:type="dxa" w:w="5112"/>
+            <w:shd w:val="clear" w:color="auto" w:fill="F1EEEF"/>
+          </w:tcPr>
+          <w:p>
+            <w:pPr>
+              <w:spacing w:after="40"/>
+            </w:pPr>
+            <w:r>
+              <w:rPr>
+                <w:b/>
+                <w:sz w:val="18"/>
+              </w:rPr>
+            </w:r>
+            <w:r>
+              <w:rPr>
+                <w:b/>
+                <w:i w:val="0"/>
+                <w:sz w:val="18"/>
+              </w:rPr>
+              <w:t>Synthetic antimuscarinics</w:t>
+            </w:r>
+          </w:p>
+        </w:tc>
+        <w:tc>
+          <w:tcPr>
+            <w:tcW w:type="dxa" w:w="5112"/>
+          </w:tcPr>
+          <w:p>
+            <w:pPr>
+              <w:spacing w:after="40"/>
+            </w:pPr>
+            <w:r>
+              <w:rPr>
+                <w:sz w:val="18"/>
+              </w:rPr>
+            </w:r>
+            <w:r>
+              <w:rPr>
+                <w:b w:val="0"/>
+                <w:i w:val="0"/>
+                <w:sz w:val="18"/>
+              </w:rPr>
+              <w:t>IPRATROPIUM, TIOTROPIUM inhaled for COPD · GLYCOPYRROLATE secretions and drooling · bladder agents lower pressure and raise capacity.</w:t>
+            </w:r>
+          </w:p>
+        </w:tc>
+      </w:tr>
+      <w:tr>
+        <w:tc>
+          <w:tcPr>
+            <w:tcW w:type="dxa" w:w="5112"/>
+            <w:shd w:val="clear" w:color="auto" w:fill="F1EEEF"/>
+          </w:tcPr>
+          <w:p>
+            <w:pPr>
+              <w:spacing w:after="40"/>
+            </w:pPr>
+            <w:r>
+              <w:rPr>
+                <w:b/>
+                <w:sz w:val="18"/>
+              </w:rPr>
+            </w:r>
+            <w:r>
+              <w:rPr>
+                <w:b/>
+                <w:i w:val="0"/>
+                <w:sz w:val="18"/>
+              </w:rPr>
+              <w:t>Neuromuscular blockade</w:t>
+            </w:r>
+          </w:p>
+        </w:tc>
+        <w:tc>
+          <w:tcPr>
+            <w:tcW w:type="dxa" w:w="5112"/>
+          </w:tcPr>
+          <w:p>
+            <w:pPr>
+              <w:spacing w:after="40"/>
+            </w:pPr>
+            <w:r>
+              <w:rPr>
+                <w:sz w:val="18"/>
+              </w:rPr>
+            </w:r>
+            <w:r>
+              <w:rPr>
+                <w:b w:val="0"/>
+                <w:i w:val="0"/>
+                <w:sz w:val="18"/>
+              </w:rPr>
+              <w:t>NONDEPOLARIZING is COMPETITIVE — MORE ACETYLCHOLINE REVERSES IT. Face and eye first, DIAPHRAGM LAST, recovery in reverse.</w:t>
+            </w:r>
+          </w:p>
+        </w:tc>
+      </w:tr>
+      <w:tr>
+        <w:tc>
+          <w:tcPr>
+            <w:tcW w:type="dxa" w:w="5112"/>
+            <w:shd w:val="clear" w:color="auto" w:fill="F1EEEF"/>
+          </w:tcPr>
+          <w:p>
+            <w:pPr>
+              <w:spacing w:after="40"/>
+            </w:pPr>
+            <w:r>
+              <w:rPr>
+                <w:b/>
+                <w:sz w:val="18"/>
+              </w:rPr>
+            </w:r>
+            <w:r>
+              <w:rPr>
+                <w:b/>
+                <w:i w:val="0"/>
+                <w:sz w:val="18"/>
+              </w:rPr>
+              <w:t>Succinylcholine</w:t>
+            </w:r>
+          </w:p>
+        </w:tc>
+        <w:tc>
+          <w:tcPr>
+            <w:tcW w:type="dxa" w:w="5112"/>
+          </w:tcPr>
+          <w:p>
+            <w:pPr>
+              <w:spacing w:after="40"/>
+            </w:pPr>
+            <w:r>
+              <w:rPr>
+                <w:sz w:val="18"/>
+              </w:rPr>
+            </w:r>
+            <w:r>
+              <w:rPr>
+                <w:b w:val="0"/>
+                <w:i w:val="0"/>
+                <w:sz w:val="18"/>
+              </w:rPr>
+              <w:t>The ONLY depolarizing agent. Acts LIKE acetylcholine and is not destroyed — an anticholinesterase makes it WORSE. Risk: MALIGNANT HYPERTHERMIA with halothane → COOLING + DANTROLENE.</w:t>
+            </w:r>
+          </w:p>
+        </w:tc>
+      </w:tr>
+    </w:tbl>
+    <w:p>
+      <w:pPr>
+        <w:spacing w:after="80"/>
+      </w:pPr>
+    </w:p>
+    <w:p>
+      <w:pPr>
+        <w:pStyle w:val="Heading1"/>
+        <w:spacing w:before="280" w:after="100"/>
+      </w:pPr>
+      <w:r>
+        <w:rPr>
+          <w:rFonts w:ascii="Georgia" w:hAnsi="Georgia"/>
+          <w:color w:val="17494B"/>
+        </w:rPr>
+        <w:t>L3 · Adrenergic Drugs</w:t>
+      </w:r>
+    </w:p>
+    <w:tbl>
+      <w:tblPr>
+        <w:tblStyle w:val="TableGrid"/>
+        <w:tblW w:type="auto" w:w="0"/>
+        <w:jc w:val="center"/>
+        <w:tblLook w:firstColumn="1" w:firstRow="1" w:lastColumn="0" w:lastRow="0" w:noHBand="0" w:noVBand="1" w:val="04A0"/>
+        <w:tblBorders>
+          <w:top w:val="single" w:sz="4" w:space="0" w:color="D8D2D4"/>
+          <w:left w:val="single" w:sz="4" w:space="0" w:color="D8D2D4"/>
+          <w:bottom w:val="single" w:sz="4" w:space="0" w:color="D8D2D4"/>
+          <w:right w:val="single" w:sz="4" w:space="0" w:color="D8D2D4"/>
+          <w:insideH w:val="single" w:sz="4" w:space="0" w:color="D8D2D4"/>
+          <w:insideV w:val="single" w:sz="4" w:space="0" w:color="D8D2D4"/>
+        </w:tblBorders>
+      </w:tblPr>
+      <w:tblGrid>
+        <w:gridCol w:w="5112"/>
+        <w:gridCol w:w="5112"/>
+      </w:tblGrid>
+      <w:tr>
+        <w:tc>
+          <w:tcPr>
+            <w:tcW w:type="dxa" w:w="5112"/>
+            <w:shd w:val="clear" w:color="auto" w:fill="17494B"/>
+          </w:tcPr>
+          <w:p>
+            <w:pPr>
+              <w:spacing w:after="40"/>
+            </w:pPr>
+            <w:r>
+              <w:rPr>
+                <w:b/>
+                <w:color w:val="FFFFFF"/>
+                <w:sz w:val="18"/>
+              </w:rPr>
+            </w:r>
+            <w:r>
+              <w:rPr>
+                <w:b/>
+                <w:i w:val="0"/>
+                <w:color w:val="FFFFFF"/>
+                <w:sz w:val="18"/>
+              </w:rPr>
+              <w:t>Term</w:t>
+            </w:r>
+          </w:p>
+        </w:tc>
+        <w:tc>
+          <w:tcPr>
+            <w:tcW w:type="dxa" w:w="5112"/>
+            <w:shd w:val="clear" w:color="auto" w:fill="17494B"/>
+          </w:tcPr>
+          <w:p>
+            <w:pPr>
+              <w:spacing w:after="40"/>
+            </w:pPr>
+            <w:r>
+              <w:rPr>
+                <w:b/>
+                <w:color w:val="FFFFFF"/>
+                <w:sz w:val="18"/>
+              </w:rPr>
+            </w:r>
+            <w:r>
+              <w:rPr>
+                <w:b/>
+                <w:i w:val="0"/>
+                <w:color w:val="FFFFFF"/>
+                <w:sz w:val="18"/>
+              </w:rPr>
+              <w:t>What you need to know</w:t>
+            </w:r>
+          </w:p>
+        </w:tc>
+      </w:tr>
+      <w:tr>
+        <w:tc>
+          <w:tcPr>
+            <w:tcW w:type="dxa" w:w="5112"/>
+            <w:shd w:val="clear" w:color="auto" w:fill="F1EEEF"/>
+          </w:tcPr>
+          <w:p>
+            <w:pPr>
+              <w:spacing w:after="40"/>
+            </w:pPr>
+            <w:r>
+              <w:rPr>
+                <w:b/>
+                <w:sz w:val="18"/>
+              </w:rPr>
+            </w:r>
+            <w:r>
+              <w:rPr>
+                <w:b/>
+                <w:i w:val="0"/>
+                <w:sz w:val="18"/>
+              </w:rPr>
+              <w:t>Epinephrine by dose</w:t>
+            </w:r>
+          </w:p>
+        </w:tc>
+        <w:tc>
+          <w:tcPr>
+            <w:tcW w:type="dxa" w:w="5112"/>
+          </w:tcPr>
+          <w:p>
+            <w:pPr>
+              <w:spacing w:after="40"/>
+            </w:pPr>
+            <w:r>
+              <w:rPr>
+                <w:sz w:val="18"/>
+              </w:rPr>
+            </w:r>
+            <w:r>
+              <w:rPr>
+                <w:b w:val="0"/>
+                <w:i w:val="0"/>
+                <w:sz w:val="18"/>
+              </w:rPr>
+              <w:t>BETA effects at LOW dose, ALPHA at HIGH. Raises SYSTOLIC, lowers DIASTOLIC.</w:t>
+            </w:r>
+          </w:p>
+        </w:tc>
+      </w:tr>
+      <w:tr>
+        <w:tc>
+          <w:tcPr>
+            <w:tcW w:type="dxa" w:w="5112"/>
+            <w:shd w:val="clear" w:color="auto" w:fill="F1EEEF"/>
+          </w:tcPr>
+          <w:p>
+            <w:pPr>
+              <w:spacing w:after="40"/>
+            </w:pPr>
+            <w:r>
+              <w:rPr>
+                <w:b/>
+                <w:sz w:val="18"/>
+              </w:rPr>
+            </w:r>
+            <w:r>
+              <w:rPr>
+                <w:b/>
+                <w:i w:val="0"/>
+                <w:sz w:val="18"/>
+              </w:rPr>
+              <w:t>Epinephrine uses</w:t>
+            </w:r>
+          </w:p>
+        </w:tc>
+        <w:tc>
+          <w:tcPr>
+            <w:tcW w:type="dxa" w:w="5112"/>
+          </w:tcPr>
+          <w:p>
+            <w:pPr>
+              <w:spacing w:after="40"/>
+            </w:pPr>
+            <w:r>
+              <w:rPr>
+                <w:sz w:val="18"/>
+              </w:rPr>
+            </w:r>
+            <w:r>
+              <w:rPr>
+                <w:b w:val="0"/>
+                <w:i w:val="0"/>
+                <w:sz w:val="18"/>
+              </w:rPr>
+              <w:t>ANAPHYLAXIS · CARDIAC ARREST · acute bronchospasm. In local anaesthetic to PROLONG the block by vasoconstriction.</w:t>
+            </w:r>
+          </w:p>
+        </w:tc>
+      </w:tr>
+      <w:tr>
+        <w:tc>
+          <w:tcPr>
+            <w:tcW w:type="dxa" w:w="5112"/>
+            <w:shd w:val="clear" w:color="auto" w:fill="F1EEEF"/>
+          </w:tcPr>
+          <w:p>
+            <w:pPr>
+              <w:spacing w:after="40"/>
+            </w:pPr>
+            <w:r>
+              <w:rPr>
+                <w:b/>
+                <w:sz w:val="18"/>
+              </w:rPr>
+            </w:r>
+            <w:r>
+              <w:rPr>
+                <w:b/>
+                <w:i w:val="0"/>
+                <w:sz w:val="18"/>
+              </w:rPr>
+              <w:t>Epinephrine + beta blocker</w:t>
+            </w:r>
+          </w:p>
+        </w:tc>
+        <w:tc>
+          <w:tcPr>
+            <w:tcW w:type="dxa" w:w="5112"/>
+          </w:tcPr>
+          <w:p>
+            <w:pPr>
+              <w:spacing w:after="40"/>
+            </w:pPr>
+            <w:r>
+              <w:rPr>
+                <w:sz w:val="18"/>
+              </w:rPr>
+            </w:r>
+            <w:r>
+              <w:rPr>
+                <w:b w:val="0"/>
+                <w:i w:val="0"/>
+                <w:sz w:val="18"/>
+              </w:rPr>
+              <w:t>ALPHA EFFECTS LEFT UNOPPOSED → peripheral resistance and blood pressure RISE.</w:t>
+            </w:r>
+          </w:p>
+        </w:tc>
+      </w:tr>
+      <w:tr>
+        <w:tc>
+          <w:tcPr>
+            <w:tcW w:type="dxa" w:w="5112"/>
+            <w:shd w:val="clear" w:color="auto" w:fill="F1EEEF"/>
+          </w:tcPr>
+          <w:p>
+            <w:pPr>
+              <w:spacing w:after="40"/>
+            </w:pPr>
+            <w:r>
+              <w:rPr>
+                <w:b/>
+                <w:sz w:val="18"/>
+              </w:rPr>
+            </w:r>
+            <w:r>
+              <w:rPr>
+                <w:b/>
+                <w:i w:val="0"/>
+                <w:sz w:val="18"/>
+              </w:rPr>
+              <w:t>Norepinephrine</w:t>
+            </w:r>
+          </w:p>
+        </w:tc>
+        <w:tc>
+          <w:tcPr>
+            <w:tcW w:type="dxa" w:w="5112"/>
+          </w:tcPr>
+          <w:p>
+            <w:pPr>
+              <w:spacing w:after="40"/>
+            </w:pPr>
+            <w:r>
+              <w:rPr>
+                <w:sz w:val="18"/>
+              </w:rPr>
+            </w:r>
+            <w:r>
+              <w:rPr>
+                <w:b w:val="0"/>
+                <w:i w:val="0"/>
+                <w:sz w:val="18"/>
+              </w:rPr>
+              <w:t>Mostly ALPHA. REFLEX BRADYCARDIA via baroreceptor. EXTRAVASATION → PHENTOLAMINE.</w:t>
+            </w:r>
+          </w:p>
+        </w:tc>
+      </w:tr>
+      <w:tr>
+        <w:tc>
+          <w:tcPr>
+            <w:tcW w:type="dxa" w:w="5112"/>
+            <w:shd w:val="clear" w:color="auto" w:fill="F1EEEF"/>
+          </w:tcPr>
+          <w:p>
+            <w:pPr>
+              <w:spacing w:after="40"/>
+            </w:pPr>
+            <w:r>
+              <w:rPr>
+                <w:b/>
+                <w:sz w:val="18"/>
+              </w:rPr>
+            </w:r>
+            <w:r>
+              <w:rPr>
+                <w:b/>
+                <w:i w:val="0"/>
+                <w:sz w:val="18"/>
+              </w:rPr>
+              <w:t>Dopamine</w:t>
+            </w:r>
+          </w:p>
+        </w:tc>
+        <w:tc>
+          <w:tcPr>
+            <w:tcW w:type="dxa" w:w="5112"/>
+          </w:tcPr>
+          <w:p>
+            <w:pPr>
+              <w:spacing w:after="40"/>
+            </w:pPr>
+            <w:r>
+              <w:rPr>
+                <w:sz w:val="18"/>
+              </w:rPr>
+            </w:r>
+            <w:r>
+              <w:rPr>
+                <w:b w:val="0"/>
+                <w:i w:val="0"/>
+                <w:sz w:val="18"/>
+              </w:rPr>
+              <w:t>Beta-1 cardiac · dopaminergic dilates RENAL and SPLANCHNIC · alpha-1 vasoconstriction only at VERY HIGH dose. Cardiogenic and septic shock.</w:t>
+            </w:r>
+          </w:p>
+        </w:tc>
+      </w:tr>
+      <w:tr>
+        <w:tc>
+          <w:tcPr>
+            <w:tcW w:type="dxa" w:w="5112"/>
+            <w:shd w:val="clear" w:color="auto" w:fill="F1EEEF"/>
+          </w:tcPr>
+          <w:p>
+            <w:pPr>
+              <w:spacing w:after="40"/>
+            </w:pPr>
+            <w:r>
+              <w:rPr>
+                <w:b/>
+                <w:sz w:val="18"/>
+              </w:rPr>
+            </w:r>
+            <w:r>
+              <w:rPr>
+                <w:b/>
+                <w:i w:val="0"/>
+                <w:sz w:val="18"/>
+              </w:rPr>
+              <w:t>Dobutamine</w:t>
+            </w:r>
+          </w:p>
+        </w:tc>
+        <w:tc>
+          <w:tcPr>
+            <w:tcW w:type="dxa" w:w="5112"/>
+          </w:tcPr>
+          <w:p>
+            <w:pPr>
+              <w:spacing w:after="40"/>
+            </w:pPr>
+            <w:r>
+              <w:rPr>
+                <w:sz w:val="18"/>
+              </w:rPr>
+            </w:r>
+            <w:r>
+              <w:rPr>
+                <w:b w:val="0"/>
+                <w:i w:val="0"/>
+                <w:sz w:val="18"/>
+              </w:rPr>
+              <w:t>Selective BETA-1. Acute heart failure. BARELY RAISES MYOCARDIAL OXYGEN DEMAND. Caution in ATRIAL FIBRILLATION.</w:t>
+            </w:r>
+          </w:p>
+        </w:tc>
+      </w:tr>
+      <w:tr>
+        <w:tc>
+          <w:tcPr>
+            <w:tcW w:type="dxa" w:w="5112"/>
+            <w:shd w:val="clear" w:color="auto" w:fill="F1EEEF"/>
+          </w:tcPr>
+          <w:p>
+            <w:pPr>
+              <w:spacing w:after="40"/>
+            </w:pPr>
+            <w:r>
+              <w:rPr>
+                <w:b/>
+                <w:sz w:val="18"/>
+              </w:rPr>
+            </w:r>
+            <w:r>
+              <w:rPr>
+                <w:b/>
+                <w:i w:val="0"/>
+                <w:sz w:val="18"/>
+              </w:rPr>
+              <w:t>Alpha-1 vs alpha-2 agonist</w:t>
+            </w:r>
+          </w:p>
+        </w:tc>
+        <w:tc>
+          <w:tcPr>
+            <w:tcW w:type="dxa" w:w="5112"/>
+          </w:tcPr>
+          <w:p>
+            <w:pPr>
+              <w:spacing w:after="40"/>
+            </w:pPr>
+            <w:r>
+              <w:rPr>
+                <w:sz w:val="18"/>
+              </w:rPr>
+            </w:r>
+            <w:r>
+              <w:rPr>
+                <w:b w:val="0"/>
+                <w:i w:val="0"/>
+                <w:sz w:val="18"/>
+              </w:rPr>
+              <w:t>PHENYLEPHRINE alpha-1 → vasoconstriction, REFLEX BRADYCARDIA. CLONIDINE alpha-2 → reduces CENTRAL SYMPATHETIC OUTFLOW.</w:t>
+            </w:r>
+          </w:p>
+        </w:tc>
+      </w:tr>
+      <w:tr>
+        <w:tc>
+          <w:tcPr>
+            <w:tcW w:type="dxa" w:w="5112"/>
+            <w:shd w:val="clear" w:color="auto" w:fill="F1EEEF"/>
+          </w:tcPr>
+          <w:p>
+            <w:pPr>
+              <w:spacing w:after="40"/>
+            </w:pPr>
+            <w:r>
+              <w:rPr>
+                <w:b/>
+                <w:sz w:val="18"/>
+              </w:rPr>
+            </w:r>
+            <w:r>
+              <w:rPr>
+                <w:b/>
+                <w:i w:val="0"/>
+                <w:sz w:val="18"/>
+              </w:rPr>
+              <w:t>Two rebound warnings</w:t>
+            </w:r>
+          </w:p>
+        </w:tc>
+        <w:tc>
+          <w:tcPr>
+            <w:tcW w:type="dxa" w:w="5112"/>
+          </w:tcPr>
+          <w:p>
+            <w:pPr>
+              <w:spacing w:after="40"/>
+            </w:pPr>
+            <w:r>
+              <w:rPr>
+                <w:sz w:val="18"/>
+              </w:rPr>
+            </w:r>
+            <w:r>
+              <w:rPr>
+                <w:b w:val="0"/>
+                <w:i w:val="0"/>
+                <w:sz w:val="18"/>
+              </w:rPr>
+              <w:t>OXYMETAZOLINE longer than THREE DAYS → rebound congestion. CLONIDINE stopped abruptly → REBOUND HYPERTENSION.</w:t>
+            </w:r>
+          </w:p>
+        </w:tc>
+      </w:tr>
+      <w:tr>
+        <w:tc>
+          <w:tcPr>
+            <w:tcW w:type="dxa" w:w="5112"/>
+            <w:shd w:val="clear" w:color="auto" w:fill="F1EEEF"/>
+          </w:tcPr>
+          <w:p>
+            <w:pPr>
+              <w:spacing w:after="40"/>
+            </w:pPr>
+            <w:r>
+              <w:rPr>
+                <w:b/>
+                <w:sz w:val="18"/>
+              </w:rPr>
+            </w:r>
+            <w:r>
+              <w:rPr>
+                <w:b/>
+                <w:i w:val="0"/>
+                <w:sz w:val="18"/>
+              </w:rPr>
+              <w:t>Indirect agonists</w:t>
+            </w:r>
+          </w:p>
+        </w:tc>
+        <w:tc>
+          <w:tcPr>
+            <w:tcW w:type="dxa" w:w="5112"/>
+          </w:tcPr>
+          <w:p>
+            <w:pPr>
+              <w:spacing w:after="40"/>
+            </w:pPr>
+            <w:r>
+              <w:rPr>
+                <w:sz w:val="18"/>
+              </w:rPr>
+            </w:r>
+            <w:r>
+              <w:rPr>
+                <w:b w:val="0"/>
+                <w:i w:val="0"/>
+                <w:sz w:val="18"/>
+              </w:rPr>
+              <w:t>AMPHETAMINE · COCAINE · TYRAMINE — release norepinephrine or block reuptake. EPHEDRINE and PSEUDOEPHEDRINE are MIXED.</w:t>
+            </w:r>
+          </w:p>
+        </w:tc>
+      </w:tr>
+      <w:tr>
+        <w:tc>
+          <w:tcPr>
+            <w:tcW w:type="dxa" w:w="5112"/>
+            <w:shd w:val="clear" w:color="auto" w:fill="F1EEEF"/>
+          </w:tcPr>
+          <w:p>
+            <w:pPr>
+              <w:spacing w:after="40"/>
+            </w:pPr>
+            <w:r>
+              <w:rPr>
+                <w:b/>
+                <w:sz w:val="18"/>
+              </w:rPr>
+            </w:r>
+            <w:r>
+              <w:rPr>
+                <w:b/>
+                <w:i w:val="0"/>
+                <w:sz w:val="18"/>
+              </w:rPr>
+              <w:t>Tyramine trap</w:t>
+            </w:r>
+          </w:p>
+        </w:tc>
+        <w:tc>
+          <w:tcPr>
+            <w:tcW w:type="dxa" w:w="5112"/>
+          </w:tcPr>
+          <w:p>
+            <w:pPr>
+              <w:spacing w:after="40"/>
+            </w:pPr>
+            <w:r>
+              <w:rPr>
+                <w:sz w:val="18"/>
+              </w:rPr>
+            </w:r>
+            <w:r>
+              <w:rPr>
+                <w:b w:val="0"/>
+                <w:i w:val="0"/>
+                <w:sz w:val="18"/>
+              </w:rPr>
+              <w:t>Normally destroyed by MAO IN THE GUT. On an MAO INHIBITOR it reaches the terminal — serious vasopressor effect. Fermented cheese and wine.</w:t>
+            </w:r>
+          </w:p>
+        </w:tc>
+      </w:tr>
+      <w:tr>
+        <w:tc>
+          <w:tcPr>
+            <w:tcW w:type="dxa" w:w="5112"/>
+            <w:shd w:val="clear" w:color="auto" w:fill="F1EEEF"/>
+          </w:tcPr>
+          <w:p>
+            <w:pPr>
+              <w:spacing w:after="40"/>
+            </w:pPr>
+            <w:r>
+              <w:rPr>
+                <w:b/>
+                <w:sz w:val="18"/>
+              </w:rPr>
+            </w:r>
+            <w:r>
+              <w:rPr>
+                <w:b/>
+                <w:i w:val="0"/>
+                <w:sz w:val="18"/>
+              </w:rPr>
+              <w:t>Phenoxybenzamine</w:t>
+            </w:r>
+          </w:p>
+        </w:tc>
+        <w:tc>
+          <w:tcPr>
+            <w:tcW w:type="dxa" w:w="5112"/>
+          </w:tcPr>
+          <w:p>
+            <w:pPr>
+              <w:spacing w:after="40"/>
+            </w:pPr>
+            <w:r>
+              <w:rPr>
+                <w:sz w:val="18"/>
+              </w:rPr>
+            </w:r>
+            <w:r>
+              <w:rPr>
+                <w:b w:val="0"/>
+                <w:i w:val="0"/>
+                <w:sz w:val="18"/>
+              </w:rPr>
+              <w:t>IRREVERSIBLE, noncompetitive — needs NEW RECEPTORS, at least a day. EPINEPHRINE REVERSAL: vasoconstriction blocked, vasodilation left.</w:t>
+            </w:r>
+          </w:p>
+        </w:tc>
+      </w:tr>
+      <w:tr>
+        <w:tc>
+          <w:tcPr>
+            <w:tcW w:type="dxa" w:w="5112"/>
+            <w:shd w:val="clear" w:color="auto" w:fill="F1EEEF"/>
+          </w:tcPr>
+          <w:p>
+            <w:pPr>
+              <w:spacing w:after="40"/>
+            </w:pPr>
+            <w:r>
+              <w:rPr>
+                <w:b/>
+                <w:sz w:val="18"/>
+              </w:rPr>
+            </w:r>
+            <w:r>
+              <w:rPr>
+                <w:b/>
+                <w:i w:val="0"/>
+                <w:sz w:val="18"/>
+              </w:rPr>
+              <w:t>Alpha-1 blockers split</w:t>
+            </w:r>
+          </w:p>
+        </w:tc>
+        <w:tc>
+          <w:tcPr>
+            <w:tcW w:type="dxa" w:w="5112"/>
+          </w:tcPr>
+          <w:p>
+            <w:pPr>
+              <w:spacing w:after="40"/>
+            </w:pPr>
+            <w:r>
+              <w:rPr>
+                <w:sz w:val="18"/>
+              </w:rPr>
+            </w:r>
+            <w:r>
+              <w:rPr>
+                <w:b w:val="0"/>
+                <w:i w:val="0"/>
+                <w:sz w:val="18"/>
+              </w:rPr>
+              <w:t>PRAZOSIN, TERAZOSIN, DOXAZOSIN for hypertension. TAMSULOSIN, ALFUZOSIN for BPH. Signature: FIRST-DOSE SYNCOPE.</w:t>
+            </w:r>
+          </w:p>
+        </w:tc>
+      </w:tr>
+      <w:tr>
+        <w:tc>
+          <w:tcPr>
+            <w:tcW w:type="dxa" w:w="5112"/>
+            <w:shd w:val="clear" w:color="auto" w:fill="F1EEEF"/>
+          </w:tcPr>
+          <w:p>
+            <w:pPr>
+              <w:spacing w:after="40"/>
+            </w:pPr>
+            <w:r>
+              <w:rPr>
+                <w:b/>
+                <w:sz w:val="18"/>
+              </w:rPr>
+            </w:r>
+            <w:r>
+              <w:rPr>
+                <w:b/>
+                <w:i w:val="0"/>
+                <w:sz w:val="18"/>
+              </w:rPr>
+              <w:t>Propranolol</w:t>
+            </w:r>
+          </w:p>
+        </w:tc>
+        <w:tc>
+          <w:tcPr>
+            <w:tcW w:type="dxa" w:w="5112"/>
+          </w:tcPr>
+          <w:p>
+            <w:pPr>
+              <w:spacing w:after="40"/>
+            </w:pPr>
+            <w:r>
+              <w:rPr>
+                <w:sz w:val="18"/>
+              </w:rPr>
+            </w:r>
+            <w:r>
+              <w:rPr>
+                <w:b w:val="0"/>
+                <w:i w:val="0"/>
+                <w:sz w:val="18"/>
+              </w:rPr>
+              <w:t>Nonselective → BRONCHOCONSTRICTION, CONTRAINDICATED in asthma and COPD. MASKS HYPOGLYCAEMIA. Abrupt stop → arrhythmia from RECEPTOR UP-REGULATION.</w:t>
+            </w:r>
+          </w:p>
+        </w:tc>
+      </w:tr>
+      <w:tr>
+        <w:tc>
+          <w:tcPr>
+            <w:tcW w:type="dxa" w:w="5112"/>
+            <w:shd w:val="clear" w:color="auto" w:fill="F1EEEF"/>
+          </w:tcPr>
+          <w:p>
+            <w:pPr>
+              <w:spacing w:after="40"/>
+            </w:pPr>
+            <w:r>
+              <w:rPr>
+                <w:b/>
+                <w:sz w:val="18"/>
+              </w:rPr>
+            </w:r>
+            <w:r>
+              <w:rPr>
+                <w:b/>
+                <w:i w:val="0"/>
+                <w:sz w:val="18"/>
+              </w:rPr>
+              <w:t>Propranolol beyond BP</w:t>
+            </w:r>
+          </w:p>
+        </w:tc>
+        <w:tc>
+          <w:tcPr>
+            <w:tcW w:type="dxa" w:w="5112"/>
+          </w:tcPr>
+          <w:p>
+            <w:pPr>
+              <w:spacing w:after="40"/>
+            </w:pPr>
+            <w:r>
+              <w:rPr>
+                <w:sz w:val="18"/>
+              </w:rPr>
+            </w:r>
+            <w:r>
+              <w:rPr>
+                <w:b w:val="0"/>
+                <w:i w:val="0"/>
+                <w:sz w:val="18"/>
+              </w:rPr>
+              <w:t>MIGRAINE PREVENTION · HYPERTHYROIDISM · ANGINA · after MYOCARDIAL INFARCTION.</w:t>
+            </w:r>
+          </w:p>
+        </w:tc>
+      </w:tr>
+      <w:tr>
+        <w:tc>
+          <w:tcPr>
+            <w:tcW w:type="dxa" w:w="5112"/>
+            <w:shd w:val="clear" w:color="auto" w:fill="F1EEEF"/>
+          </w:tcPr>
+          <w:p>
+            <w:pPr>
+              <w:spacing w:after="40"/>
+            </w:pPr>
+            <w:r>
+              <w:rPr>
+                <w:b/>
+                <w:sz w:val="18"/>
+              </w:rPr>
+            </w:r>
+            <w:r>
+              <w:rPr>
+                <w:b/>
+                <w:i w:val="0"/>
+                <w:sz w:val="18"/>
+              </w:rPr>
+              <w:t>The rest by property</w:t>
+            </w:r>
+          </w:p>
+        </w:tc>
+        <w:tc>
+          <w:tcPr>
+            <w:tcW w:type="dxa" w:w="5112"/>
+          </w:tcPr>
+          <w:p>
+            <w:pPr>
+              <w:spacing w:after="40"/>
+            </w:pPr>
+            <w:r>
+              <w:rPr>
+                <w:sz w:val="18"/>
+              </w:rPr>
+            </w:r>
+            <w:r>
+              <w:rPr>
+                <w:b w:val="0"/>
+                <w:i w:val="0"/>
+                <w:sz w:val="18"/>
+              </w:rPr>
+              <w:t>TIMOLOL glaucoma · SELECTIVE BETA-1 lose selectivity at higher doses · ACEBUTOLOL and PINDOLOL have ISA · LABETALOL IV for hypertensive emergency · CARVEDILOL mortality in heart failure.</w:t>
+            </w:r>
+          </w:p>
+        </w:tc>
+      </w:tr>
+      <w:tr>
+        <w:tc>
+          <w:tcPr>
+            <w:tcW w:type="dxa" w:w="5112"/>
+            <w:shd w:val="clear" w:color="auto" w:fill="F1EEEF"/>
+          </w:tcPr>
+          <w:p>
+            <w:pPr>
+              <w:spacing w:after="40"/>
+            </w:pPr>
+            <w:r>
+              <w:rPr>
+                <w:b/>
+                <w:sz w:val="18"/>
+              </w:rPr>
+            </w:r>
+            <w:r>
+              <w:rPr>
+                <w:b/>
+                <w:i w:val="0"/>
+                <w:sz w:val="18"/>
+              </w:rPr>
+              <w:t>Storage agents</w:t>
+            </w:r>
+          </w:p>
+        </w:tc>
+        <w:tc>
+          <w:tcPr>
+            <w:tcW w:type="dxa" w:w="5112"/>
+          </w:tcPr>
+          <w:p>
+            <w:pPr>
+              <w:spacing w:after="40"/>
+            </w:pPr>
+            <w:r>
+              <w:rPr>
+                <w:sz w:val="18"/>
+              </w:rPr>
+            </w:r>
+            <w:r>
+              <w:rPr>
+                <w:b w:val="0"/>
+                <w:i w:val="0"/>
+                <w:sz w:val="18"/>
+              </w:rPr>
+              <w:t>RESERPINE blocks uptake INTO vesicles. GUANETHIDINE blocks release FROM them.</w:t>
             </w:r>
           </w:p>
         </w:tc>
